--- a/tillsyn/A 56737-2025 tillsynsbegäran.docx
+++ b/tillsyn/A 56737-2025 tillsynsbegäran.docx
@@ -251,7 +251,7 @@
     <w:r>
       <w:tab/>
       <w:tab/>
-      <w:t>2025-11-20</w:t>
+      <w:t>2025-11-21</w:t>
       <w:br/>
       <w:br/>
     </w:r>

--- a/tillsyn/A 56737-2025 tillsynsbegäran.docx
+++ b/tillsyn/A 56737-2025 tillsynsbegäran.docx
@@ -251,7 +251,7 @@
     <w:r>
       <w:tab/>
       <w:tab/>
-      <w:t>2025-11-21</w:t>
+      <w:t>2025-11-22</w:t>
       <w:br/>
       <w:br/>
     </w:r>

--- a/tillsyn/A 56737-2025 tillsynsbegäran.docx
+++ b/tillsyn/A 56737-2025 tillsynsbegäran.docx
@@ -251,7 +251,7 @@
     <w:r>
       <w:tab/>
       <w:tab/>
-      <w:t>2025-11-22</w:t>
+      <w:t>2025-11-23</w:t>
       <w:br/>
       <w:br/>
     </w:r>

--- a/tillsyn/A 56737-2025 tillsynsbegäran.docx
+++ b/tillsyn/A 56737-2025 tillsynsbegäran.docx
@@ -251,7 +251,7 @@
     <w:r>
       <w:tab/>
       <w:tab/>
-      <w:t>2025-11-23</w:t>
+      <w:t>2025-11-24</w:t>
       <w:br/>
       <w:br/>
     </w:r>

--- a/tillsyn/A 56737-2025 tillsynsbegäran.docx
+++ b/tillsyn/A 56737-2025 tillsynsbegäran.docx
@@ -251,7 +251,7 @@
     <w:r>
       <w:tab/>
       <w:tab/>
-      <w:t>2025-11-24</w:t>
+      <w:t>2025-11-25</w:t>
       <w:br/>
       <w:br/>
     </w:r>

--- a/tillsyn/A 56737-2025 tillsynsbegäran.docx
+++ b/tillsyn/A 56737-2025 tillsynsbegäran.docx
@@ -251,7 +251,7 @@
     <w:r>
       <w:tab/>
       <w:tab/>
-      <w:t>2025-11-25</w:t>
+      <w:t>2025-11-26</w:t>
       <w:br/>
       <w:br/>
     </w:r>

--- a/tillsyn/A 56737-2025 tillsynsbegäran.docx
+++ b/tillsyn/A 56737-2025 tillsynsbegäran.docx
@@ -251,7 +251,7 @@
     <w:r>
       <w:tab/>
       <w:tab/>
-      <w:t>2025-11-26</w:t>
+      <w:t>2025-11-27</w:t>
       <w:br/>
       <w:br/>
     </w:r>

--- a/tillsyn/A 56737-2025 tillsynsbegäran.docx
+++ b/tillsyn/A 56737-2025 tillsynsbegäran.docx
@@ -251,7 +251,7 @@
     <w:r>
       <w:tab/>
       <w:tab/>
-      <w:t>2025-11-27</w:t>
+      <w:t>2025-11-28</w:t>
       <w:br/>
       <w:br/>
     </w:r>

--- a/tillsyn/A 56737-2025 tillsynsbegäran.docx
+++ b/tillsyn/A 56737-2025 tillsynsbegäran.docx
@@ -251,7 +251,7 @@
     <w:r>
       <w:tab/>
       <w:tab/>
-      <w:t>2025-11-28</w:t>
+      <w:t>2025-11-29</w:t>
       <w:br/>
       <w:br/>
     </w:r>

--- a/tillsyn/A 56737-2025 tillsynsbegäran.docx
+++ b/tillsyn/A 56737-2025 tillsynsbegäran.docx
@@ -251,7 +251,7 @@
     <w:r>
       <w:tab/>
       <w:tab/>
-      <w:t>2025-11-29</w:t>
+      <w:t>2025-11-30</w:t>
       <w:br/>
       <w:br/>
     </w:r>

--- a/tillsyn/A 56737-2025 tillsynsbegäran.docx
+++ b/tillsyn/A 56737-2025 tillsynsbegäran.docx
@@ -251,7 +251,7 @@
     <w:r>
       <w:tab/>
       <w:tab/>
-      <w:t>2025-11-30</w:t>
+      <w:t>2025-12-01</w:t>
       <w:br/>
       <w:br/>
     </w:r>

--- a/tillsyn/A 56737-2025 tillsynsbegäran.docx
+++ b/tillsyn/A 56737-2025 tillsynsbegäran.docx
@@ -251,7 +251,7 @@
     <w:r>
       <w:tab/>
       <w:tab/>
-      <w:t>2025-12-01</w:t>
+      <w:t>2025-12-02</w:t>
       <w:br/>
       <w:br/>
     </w:r>

--- a/tillsyn/A 56737-2025 tillsynsbegäran.docx
+++ b/tillsyn/A 56737-2025 tillsynsbegäran.docx
@@ -251,7 +251,7 @@
     <w:r>
       <w:tab/>
       <w:tab/>
-      <w:t>2025-12-02</w:t>
+      <w:t>2025-12-03</w:t>
       <w:br/>
       <w:br/>
     </w:r>

--- a/tillsyn/A 56737-2025 tillsynsbegäran.docx
+++ b/tillsyn/A 56737-2025 tillsynsbegäran.docx
@@ -251,7 +251,7 @@
     <w:r>
       <w:tab/>
       <w:tab/>
-      <w:t>2025-12-03</w:t>
+      <w:t>2025-12-04</w:t>
       <w:br/>
       <w:br/>
     </w:r>

--- a/tillsyn/A 56737-2025 tillsynsbegäran.docx
+++ b/tillsyn/A 56737-2025 tillsynsbegäran.docx
@@ -251,7 +251,7 @@
     <w:r>
       <w:tab/>
       <w:tab/>
-      <w:t>2025-12-04</w:t>
+      <w:t>2025-12-05</w:t>
       <w:br/>
       <w:br/>
     </w:r>

--- a/tillsyn/A 56737-2025 tillsynsbegäran.docx
+++ b/tillsyn/A 56737-2025 tillsynsbegäran.docx
@@ -251,7 +251,7 @@
     <w:r>
       <w:tab/>
       <w:tab/>
-      <w:t>2025-12-05</w:t>
+      <w:t>2025-12-06</w:t>
       <w:br/>
       <w:br/>
     </w:r>

--- a/tillsyn/A 56737-2025 tillsynsbegäran.docx
+++ b/tillsyn/A 56737-2025 tillsynsbegäran.docx
@@ -251,7 +251,7 @@
     <w:r>
       <w:tab/>
       <w:tab/>
-      <w:t>2025-12-06</w:t>
+      <w:t>2025-12-07</w:t>
       <w:br/>
       <w:br/>
     </w:r>

--- a/tillsyn/A 56737-2025 tillsynsbegäran.docx
+++ b/tillsyn/A 56737-2025 tillsynsbegäran.docx
@@ -251,7 +251,7 @@
     <w:r>
       <w:tab/>
       <w:tab/>
-      <w:t>2025-12-07</w:t>
+      <w:t>2025-12-08</w:t>
       <w:br/>
       <w:br/>
     </w:r>

--- a/tillsyn/A 56737-2025 tillsynsbegäran.docx
+++ b/tillsyn/A 56737-2025 tillsynsbegäran.docx
@@ -251,7 +251,7 @@
     <w:r>
       <w:tab/>
       <w:tab/>
-      <w:t>2025-12-08</w:t>
+      <w:t>2025-12-09</w:t>
       <w:br/>
       <w:br/>
     </w:r>

--- a/tillsyn/A 56737-2025 tillsynsbegäran.docx
+++ b/tillsyn/A 56737-2025 tillsynsbegäran.docx
@@ -251,7 +251,7 @@
     <w:r>
       <w:tab/>
       <w:tab/>
-      <w:t>2025-12-09</w:t>
+      <w:t>2025-12-10</w:t>
       <w:br/>
       <w:br/>
     </w:r>

--- a/tillsyn/A 56737-2025 tillsynsbegäran.docx
+++ b/tillsyn/A 56737-2025 tillsynsbegäran.docx
@@ -251,7 +251,7 @@
     <w:r>
       <w:tab/>
       <w:tab/>
-      <w:t>2025-12-10</w:t>
+      <w:t>2025-12-11</w:t>
       <w:br/>
       <w:br/>
     </w:r>

--- a/tillsyn/A 56737-2025 tillsynsbegäran.docx
+++ b/tillsyn/A 56737-2025 tillsynsbegäran.docx
@@ -251,7 +251,7 @@
     <w:r>
       <w:tab/>
       <w:tab/>
-      <w:t>2025-12-11</w:t>
+      <w:t>2025-12-12</w:t>
       <w:br/>
       <w:br/>
     </w:r>

--- a/tillsyn/A 56737-2025 tillsynsbegäran.docx
+++ b/tillsyn/A 56737-2025 tillsynsbegäran.docx
@@ -251,7 +251,7 @@
     <w:r>
       <w:tab/>
       <w:tab/>
-      <w:t>2025-12-12</w:t>
+      <w:t>2025-12-13</w:t>
       <w:br/>
       <w:br/>
     </w:r>

--- a/tillsyn/A 56737-2025 tillsynsbegäran.docx
+++ b/tillsyn/A 56737-2025 tillsynsbegäran.docx
@@ -251,7 +251,7 @@
     <w:r>
       <w:tab/>
       <w:tab/>
-      <w:t>2025-12-19</w:t>
+      <w:t>2025-12-20</w:t>
       <w:br/>
       <w:br/>
     </w:r>

--- a/tillsyn/A 56737-2025 tillsynsbegäran.docx
+++ b/tillsyn/A 56737-2025 tillsynsbegäran.docx
@@ -251,7 +251,7 @@
     <w:r>
       <w:tab/>
       <w:tab/>
-      <w:t>2025-12-20</w:t>
+      <w:t>2025-12-21</w:t>
       <w:br/>
       <w:br/>
     </w:r>

--- a/tillsyn/A 56737-2025 tillsynsbegäran.docx
+++ b/tillsyn/A 56737-2025 tillsynsbegäran.docx
@@ -251,7 +251,7 @@
     <w:r>
       <w:tab/>
       <w:tab/>
-      <w:t>2025-12-21</w:t>
+      <w:t>2025-12-22</w:t>
       <w:br/>
       <w:br/>
     </w:r>

--- a/tillsyn/A 56737-2025 tillsynsbegäran.docx
+++ b/tillsyn/A 56737-2025 tillsynsbegäran.docx
@@ -251,7 +251,7 @@
     <w:r>
       <w:tab/>
       <w:tab/>
-      <w:t>2025-12-22</w:t>
+      <w:t>2025-12-26</w:t>
       <w:br/>
       <w:br/>
     </w:r>

--- a/tillsyn/A 56737-2025 tillsynsbegäran.docx
+++ b/tillsyn/A 56737-2025 tillsynsbegäran.docx
@@ -251,7 +251,7 @@
     <w:r>
       <w:tab/>
       <w:tab/>
-      <w:t>2025-12-26</w:t>
+      <w:t>2025-12-28</w:t>
       <w:br/>
       <w:br/>
     </w:r>

--- a/tillsyn/A 56737-2025 tillsynsbegäran.docx
+++ b/tillsyn/A 56737-2025 tillsynsbegäran.docx
@@ -251,7 +251,7 @@
     <w:r>
       <w:tab/>
       <w:tab/>
-      <w:t>2025-12-28</w:t>
+      <w:t>2025-12-29</w:t>
       <w:br/>
       <w:br/>
     </w:r>

--- a/tillsyn/A 56737-2025 tillsynsbegäran.docx
+++ b/tillsyn/A 56737-2025 tillsynsbegäran.docx
@@ -251,7 +251,7 @@
     <w:r>
       <w:tab/>
       <w:tab/>
-      <w:t>2025-12-29</w:t>
+      <w:t>2025-12-30</w:t>
       <w:br/>
       <w:br/>
     </w:r>

--- a/tillsyn/A 56737-2025 tillsynsbegäran.docx
+++ b/tillsyn/A 56737-2025 tillsynsbegäran.docx
@@ -251,7 +251,7 @@
     <w:r>
       <w:tab/>
       <w:tab/>
-      <w:t>2025-12-30</w:t>
+      <w:t>2025-12-31</w:t>
       <w:br/>
       <w:br/>
     </w:r>

--- a/tillsyn/A 56737-2025 tillsynsbegäran.docx
+++ b/tillsyn/A 56737-2025 tillsynsbegäran.docx
@@ -251,7 +251,7 @@
     <w:r>
       <w:tab/>
       <w:tab/>
-      <w:t>2025-12-31</w:t>
+      <w:t>2026-01-03</w:t>
       <w:br/>
       <w:br/>
     </w:r>

--- a/tillsyn/A 56737-2025 tillsynsbegäran.docx
+++ b/tillsyn/A 56737-2025 tillsynsbegäran.docx
@@ -251,7 +251,7 @@
     <w:r>
       <w:tab/>
       <w:tab/>
-      <w:t>2026-01-07</w:t>
+      <w:t>2026-01-08</w:t>
       <w:br/>
       <w:br/>
     </w:r>

--- a/tillsyn/A 56737-2025 tillsynsbegäran.docx
+++ b/tillsyn/A 56737-2025 tillsynsbegäran.docx
@@ -251,7 +251,7 @@
     <w:r>
       <w:tab/>
       <w:tab/>
-      <w:t>2026-01-08</w:t>
+      <w:t>2026-01-09</w:t>
       <w:br/>
       <w:br/>
     </w:r>

--- a/tillsyn/A 56737-2025 tillsynsbegäran.docx
+++ b/tillsyn/A 56737-2025 tillsynsbegäran.docx
@@ -251,7 +251,7 @@
     <w:r>
       <w:tab/>
       <w:tab/>
-      <w:t>2026-01-09</w:t>
+      <w:t>2026-01-10</w:t>
       <w:br/>
       <w:br/>
     </w:r>

--- a/tillsyn/A 56737-2025 tillsynsbegäran.docx
+++ b/tillsyn/A 56737-2025 tillsynsbegäran.docx
@@ -251,7 +251,7 @@
     <w:r>
       <w:tab/>
       <w:tab/>
-      <w:t>2026-01-10</w:t>
+      <w:t>2026-01-11</w:t>
       <w:br/>
       <w:br/>
     </w:r>

--- a/tillsyn/A 56737-2025 tillsynsbegäran.docx
+++ b/tillsyn/A 56737-2025 tillsynsbegäran.docx
@@ -251,7 +251,7 @@
     <w:r>
       <w:tab/>
       <w:tab/>
-      <w:t>2026-01-11</w:t>
+      <w:t>2026-01-12</w:t>
       <w:br/>
       <w:br/>
     </w:r>

--- a/tillsyn/A 56737-2025 tillsynsbegäran.docx
+++ b/tillsyn/A 56737-2025 tillsynsbegäran.docx
@@ -251,7 +251,7 @@
     <w:r>
       <w:tab/>
       <w:tab/>
-      <w:t>2026-01-12</w:t>
+      <w:t>2026-01-13</w:t>
       <w:br/>
       <w:br/>
     </w:r>

--- a/tillsyn/A 56737-2025 tillsynsbegäran.docx
+++ b/tillsyn/A 56737-2025 tillsynsbegäran.docx
@@ -251,7 +251,7 @@
     <w:r>
       <w:tab/>
       <w:tab/>
-      <w:t>2026-01-13</w:t>
+      <w:t>2026-01-14</w:t>
       <w:br/>
       <w:br/>
     </w:r>

--- a/tillsyn/A 56737-2025 tillsynsbegäran.docx
+++ b/tillsyn/A 56737-2025 tillsynsbegäran.docx
@@ -251,7 +251,7 @@
     <w:r>
       <w:tab/>
       <w:tab/>
-      <w:t>2026-01-14</w:t>
+      <w:t>2026-01-15</w:t>
       <w:br/>
       <w:br/>
     </w:r>

--- a/tillsyn/A 56737-2025 tillsynsbegäran.docx
+++ b/tillsyn/A 56737-2025 tillsynsbegäran.docx
@@ -251,7 +251,7 @@
     <w:r>
       <w:tab/>
       <w:tab/>
-      <w:t>2026-01-15</w:t>
+      <w:t>2026-01-16</w:t>
       <w:br/>
       <w:br/>
     </w:r>

--- a/tillsyn/A 56737-2025 tillsynsbegäran.docx
+++ b/tillsyn/A 56737-2025 tillsynsbegäran.docx
@@ -251,7 +251,7 @@
     <w:r>
       <w:tab/>
       <w:tab/>
-      <w:t>2026-01-16</w:t>
+      <w:t>2026-01-17</w:t>
       <w:br/>
       <w:br/>
     </w:r>

--- a/tillsyn/A 56737-2025 tillsynsbegäran.docx
+++ b/tillsyn/A 56737-2025 tillsynsbegäran.docx
@@ -251,7 +251,7 @@
     <w:r>
       <w:tab/>
       <w:tab/>
-      <w:t>2026-01-17</w:t>
+      <w:t>2026-01-18</w:t>
       <w:br/>
       <w:br/>
     </w:r>

--- a/tillsyn/A 56737-2025 tillsynsbegäran.docx
+++ b/tillsyn/A 56737-2025 tillsynsbegäran.docx
@@ -251,7 +251,7 @@
     <w:r>
       <w:tab/>
       <w:tab/>
-      <w:t>2026-01-18</w:t>
+      <w:t>2026-01-19</w:t>
       <w:br/>
       <w:br/>
     </w:r>

--- a/tillsyn/A 56737-2025 tillsynsbegäran.docx
+++ b/tillsyn/A 56737-2025 tillsynsbegäran.docx
@@ -251,7 +251,7 @@
     <w:r>
       <w:tab/>
       <w:tab/>
-      <w:t>2026-01-19</w:t>
+      <w:t>2026-01-20</w:t>
       <w:br/>
       <w:br/>
     </w:r>

--- a/tillsyn/A 56737-2025 tillsynsbegäran.docx
+++ b/tillsyn/A 56737-2025 tillsynsbegäran.docx
@@ -251,7 +251,7 @@
     <w:r>
       <w:tab/>
       <w:tab/>
-      <w:t>2026-01-20</w:t>
+      <w:t>2026-01-21</w:t>
       <w:br/>
       <w:br/>
     </w:r>

--- a/tillsyn/A 56737-2025 tillsynsbegäran.docx
+++ b/tillsyn/A 56737-2025 tillsynsbegäran.docx
@@ -251,7 +251,7 @@
     <w:r>
       <w:tab/>
       <w:tab/>
-      <w:t>2026-01-21</w:t>
+      <w:t>2026-01-23</w:t>
       <w:br/>
       <w:br/>
     </w:r>

--- a/tillsyn/A 56737-2025 tillsynsbegäran.docx
+++ b/tillsyn/A 56737-2025 tillsynsbegäran.docx
@@ -251,7 +251,7 @@
     <w:r>
       <w:tab/>
       <w:tab/>
-      <w:t>2026-01-23</w:t>
+      <w:t>2026-01-24</w:t>
       <w:br/>
       <w:br/>
     </w:r>

--- a/tillsyn/A 56737-2025 tillsynsbegäran.docx
+++ b/tillsyn/A 56737-2025 tillsynsbegäran.docx
@@ -251,7 +251,7 @@
     <w:r>
       <w:tab/>
       <w:tab/>
-      <w:t>2026-01-24</w:t>
+      <w:t>2026-01-25</w:t>
       <w:br/>
       <w:br/>
     </w:r>

--- a/tillsyn/A 56737-2025 tillsynsbegäran.docx
+++ b/tillsyn/A 56737-2025 tillsynsbegäran.docx
@@ -251,7 +251,7 @@
     <w:r>
       <w:tab/>
       <w:tab/>
-      <w:t>2026-01-25</w:t>
+      <w:t>2026-01-26</w:t>
       <w:br/>
       <w:br/>
     </w:r>

--- a/tillsyn/A 56737-2025 tillsynsbegäran.docx
+++ b/tillsyn/A 56737-2025 tillsynsbegäran.docx
@@ -251,7 +251,7 @@
     <w:r>
       <w:tab/>
       <w:tab/>
-      <w:t>2026-01-26</w:t>
+      <w:t>2026-01-27</w:t>
       <w:br/>
       <w:br/>
     </w:r>

--- a/tillsyn/A 56737-2025 tillsynsbegäran.docx
+++ b/tillsyn/A 56737-2025 tillsynsbegäran.docx
@@ -251,7 +251,7 @@
     <w:r>
       <w:tab/>
       <w:tab/>
-      <w:t>2026-01-27</w:t>
+      <w:t>2026-01-28</w:t>
       <w:br/>
       <w:br/>
     </w:r>

--- a/tillsyn/A 56737-2025 tillsynsbegäran.docx
+++ b/tillsyn/A 56737-2025 tillsynsbegäran.docx
@@ -289,7 +289,7 @@
     <w:r>
       <w:tab/>
       <w:tab/>
-      <w:t>2026-03-13</w:t>
+      <w:t>2026-03-16</w:t>
       <w:br/>
       <w:br/>
     </w:r>

--- a/tillsyn/A 56737-2025 tillsynsbegäran.docx
+++ b/tillsyn/A 56737-2025 tillsynsbegäran.docx
@@ -289,7 +289,7 @@
     <w:r>
       <w:tab/>
       <w:tab/>
-      <w:t>2026-03-16</w:t>
+      <w:t>2026-03-17</w:t>
       <w:br/>
       <w:br/>
     </w:r>

--- a/tillsyn/A 56737-2025 tillsynsbegäran.docx
+++ b/tillsyn/A 56737-2025 tillsynsbegäran.docx
@@ -289,7 +289,7 @@
     <w:r>
       <w:tab/>
       <w:tab/>
-      <w:t>2026-03-17</w:t>
+      <w:t>2026-03-18</w:t>
       <w:br/>
       <w:br/>
     </w:r>

--- a/tillsyn/A 56737-2025 tillsynsbegäran.docx
+++ b/tillsyn/A 56737-2025 tillsynsbegäran.docx
@@ -289,7 +289,7 @@
     <w:r>
       <w:tab/>
       <w:tab/>
-      <w:t>2026-03-18</w:t>
+      <w:t>2026-03-19</w:t>
       <w:br/>
       <w:br/>
     </w:r>

--- a/tillsyn/A 56737-2025 tillsynsbegäran.docx
+++ b/tillsyn/A 56737-2025 tillsynsbegäran.docx
@@ -289,7 +289,7 @@
     <w:r>
       <w:tab/>
       <w:tab/>
-      <w:t>2026-03-19</w:t>
+      <w:t>2026-03-20</w:t>
       <w:br/>
       <w:br/>
     </w:r>

--- a/tillsyn/A 56737-2025 tillsynsbegäran.docx
+++ b/tillsyn/A 56737-2025 tillsynsbegäran.docx
@@ -289,7 +289,7 @@
     <w:r>
       <w:tab/>
       <w:tab/>
-      <w:t>2026-03-20</w:t>
+      <w:t>2026-03-21</w:t>
       <w:br/>
       <w:br/>
     </w:r>

--- a/tillsyn/A 56737-2025 tillsynsbegäran.docx
+++ b/tillsyn/A 56737-2025 tillsynsbegäran.docx
@@ -289,7 +289,7 @@
     <w:r>
       <w:tab/>
       <w:tab/>
-      <w:t>2026-03-21</w:t>
+      <w:t>2026-03-22</w:t>
       <w:br/>
       <w:br/>
     </w:r>

--- a/tillsyn/A 56737-2025 tillsynsbegäran.docx
+++ b/tillsyn/A 56737-2025 tillsynsbegäran.docx
@@ -289,7 +289,7 @@
     <w:r>
       <w:tab/>
       <w:tab/>
-      <w:t>2026-03-22</w:t>
+      <w:t>2026-03-23</w:t>
       <w:br/>
       <w:br/>
     </w:r>

--- a/tillsyn/A 56737-2025 tillsynsbegäran.docx
+++ b/tillsyn/A 56737-2025 tillsynsbegäran.docx
@@ -289,7 +289,7 @@
     <w:r>
       <w:tab/>
       <w:tab/>
-      <w:t>2026-03-23</w:t>
+      <w:t>2026-03-24</w:t>
       <w:br/>
       <w:br/>
     </w:r>

--- a/tillsyn/A 56737-2025 tillsynsbegäran.docx
+++ b/tillsyn/A 56737-2025 tillsynsbegäran.docx
@@ -289,7 +289,7 @@
     <w:r>
       <w:tab/>
       <w:tab/>
-      <w:t>2026-03-24</w:t>
+      <w:t>2026-03-25</w:t>
       <w:br/>
       <w:br/>
     </w:r>

--- a/tillsyn/A 56737-2025 tillsynsbegäran.docx
+++ b/tillsyn/A 56737-2025 tillsynsbegäran.docx
@@ -289,7 +289,7 @@
     <w:r>
       <w:tab/>
       <w:tab/>
-      <w:t>2026-03-25</w:t>
+      <w:t>2026-03-26</w:t>
       <w:br/>
       <w:br/>
     </w:r>

--- a/tillsyn/A 56737-2025 tillsynsbegäran.docx
+++ b/tillsyn/A 56737-2025 tillsynsbegäran.docx
@@ -289,7 +289,7 @@
     <w:r>
       <w:tab/>
       <w:tab/>
-      <w:t>2026-03-26</w:t>
+      <w:t>2026-03-27</w:t>
       <w:br/>
       <w:br/>
     </w:r>

--- a/tillsyn/A 56737-2025 tillsynsbegäran.docx
+++ b/tillsyn/A 56737-2025 tillsynsbegäran.docx
@@ -289,7 +289,7 @@
     <w:r>
       <w:tab/>
       <w:tab/>
-      <w:t>2026-03-27</w:t>
+      <w:t>2026-03-28</w:t>
       <w:br/>
       <w:br/>
     </w:r>

--- a/tillsyn/A 56737-2025 tillsynsbegäran.docx
+++ b/tillsyn/A 56737-2025 tillsynsbegäran.docx
@@ -289,7 +289,7 @@
     <w:r>
       <w:tab/>
       <w:tab/>
-      <w:t>2026-03-28</w:t>
+      <w:t>2026-03-29</w:t>
       <w:br/>
       <w:br/>
     </w:r>

--- a/tillsyn/A 56737-2025 tillsynsbegäran.docx
+++ b/tillsyn/A 56737-2025 tillsynsbegäran.docx
@@ -289,7 +289,7 @@
     <w:r>
       <w:tab/>
       <w:tab/>
-      <w:t>2026-03-29</w:t>
+      <w:t>2026-03-30</w:t>
       <w:br/>
       <w:br/>
     </w:r>

--- a/tillsyn/A 56737-2025 tillsynsbegäran.docx
+++ b/tillsyn/A 56737-2025 tillsynsbegäran.docx
@@ -289,7 +289,7 @@
     <w:r>
       <w:tab/>
       <w:tab/>
-      <w:t>2026-03-30</w:t>
+      <w:t>2026-03-31</w:t>
       <w:br/>
       <w:br/>
     </w:r>

--- a/tillsyn/A 56737-2025 tillsynsbegäran.docx
+++ b/tillsyn/A 56737-2025 tillsynsbegäran.docx
@@ -289,7 +289,7 @@
     <w:r>
       <w:tab/>
       <w:tab/>
-      <w:t>2026-03-31</w:t>
+      <w:t>2026-04-01</w:t>
       <w:br/>
       <w:br/>
     </w:r>

--- a/tillsyn/A 56737-2025 tillsynsbegäran.docx
+++ b/tillsyn/A 56737-2025 tillsynsbegäran.docx
@@ -289,7 +289,7 @@
     <w:r>
       <w:tab/>
       <w:tab/>
-      <w:t>2026-04-01</w:t>
+      <w:t>2026-04-02</w:t>
       <w:br/>
       <w:br/>
     </w:r>

--- a/tillsyn/A 56737-2025 tillsynsbegäran.docx
+++ b/tillsyn/A 56737-2025 tillsynsbegäran.docx
@@ -289,7 +289,7 @@
     <w:r>
       <w:tab/>
       <w:tab/>
-      <w:t>2026-04-02</w:t>
+      <w:t>2026-04-03</w:t>
       <w:br/>
       <w:br/>
     </w:r>

--- a/tillsyn/A 56737-2025 tillsynsbegäran.docx
+++ b/tillsyn/A 56737-2025 tillsynsbegäran.docx
@@ -289,7 +289,7 @@
     <w:r>
       <w:tab/>
       <w:tab/>
-      <w:t>2026-04-03</w:t>
+      <w:t>2026-04-04</w:t>
       <w:br/>
       <w:br/>
     </w:r>

--- a/tillsyn/A 56737-2025 tillsynsbegäran.docx
+++ b/tillsyn/A 56737-2025 tillsynsbegäran.docx
@@ -289,7 +289,7 @@
     <w:r>
       <w:tab/>
       <w:tab/>
-      <w:t>2026-04-04</w:t>
+      <w:t>2026-04-05</w:t>
       <w:br/>
       <w:br/>
     </w:r>

--- a/tillsyn/A 56737-2025 tillsynsbegäran.docx
+++ b/tillsyn/A 56737-2025 tillsynsbegäran.docx
@@ -289,7 +289,7 @@
     <w:r>
       <w:tab/>
       <w:tab/>
-      <w:t>2026-04-05</w:t>
+      <w:t>2026-04-06</w:t>
       <w:br/>
       <w:br/>
     </w:r>

--- a/tillsyn/A 56737-2025 tillsynsbegäran.docx
+++ b/tillsyn/A 56737-2025 tillsynsbegäran.docx
@@ -115,10 +115,10 @@
         <w:rPr>
           <w:b/>
         </w:rPr>
-        <w:t>Dropptaggsvamp</w:t>
+        <w:t>Dropptaggsvamp (NT)</w:t>
       </w:r>
       <w:r>
-        <w:t xml:space="preserve"> bildar mykorrhiza med tall, huvudsakligen i äldre skog. Total population i landet bedöms ha minskat och fortsatt minska på grund av slutavverkningar och förhöja kvävenivåer i marken som en följd av skogsgödsling. Dropptaggsvamp är typisk art för </w:t>
+        <w:t xml:space="preserve"> bildar mykorrhiza med tall, främst i barrskog med trädkontinuitet, i magra, torra och ljusöppna lavtallskogar och i barrblandskogar med friskmossor och lingon i fältskiktet. Den totala populationen i landet har minskat och bedöms fortsätta minska till följd av slutavverkningar av tallskog. Det är högst oklart om arten långsiktigt kan etablera och reproducera sig i skogsbestånd som brukas med trakthyggesmetoder, markberedning, gödsling eller föryngring med förädlat plantmaterial. Uppfyller kriterierna för att bli rödlistad på grund av ny kunskap som visar att en större andel av populationen än tidigare bedömt är knuten till kontinuitetsbarrskog. Minskningstakten för den svenska populationen bedöms vara nära gränsvärdet för Sårbar (VU). Dropptaggsvamp är typisk art för </w:t>
       </w:r>
       <w:r>
         <w:rPr>
@@ -127,7 +127,7 @@
         <w:t xml:space="preserve">9010 Taiga </w:t>
       </w:r>
       <w:r>
-        <w:t>(SLU Artdatabanken, 2025).</w:t>
+        <w:t>(SLU Artdatabanken, 2026).</w:t>
       </w:r>
     </w:p>
     <w:p>
@@ -289,7 +289,7 @@
     <w:r>
       <w:tab/>
       <w:tab/>
-      <w:t>2026-04-06</w:t>
+      <w:t>2026-04-07</w:t>
       <w:br/>
       <w:br/>
     </w:r>

--- a/tillsyn/A 56737-2025 tillsynsbegäran.docx
+++ b/tillsyn/A 56737-2025 tillsynsbegäran.docx
@@ -289,7 +289,7 @@
     <w:r>
       <w:tab/>
       <w:tab/>
-      <w:t>2026-04-07</w:t>
+      <w:t>2026-04-08</w:t>
       <w:br/>
       <w:br/>
     </w:r>

--- a/tillsyn/A 56737-2025 tillsynsbegäran.docx
+++ b/tillsyn/A 56737-2025 tillsynsbegäran.docx
@@ -289,7 +289,7 @@
     <w:r>
       <w:tab/>
       <w:tab/>
-      <w:t>2026-04-08</w:t>
+      <w:t>2026-04-09</w:t>
       <w:br/>
       <w:br/>
     </w:r>

--- a/tillsyn/A 56737-2025 tillsynsbegäran.docx
+++ b/tillsyn/A 56737-2025 tillsynsbegäran.docx
@@ -289,7 +289,7 @@
     <w:r>
       <w:tab/>
       <w:tab/>
-      <w:t>2026-04-09</w:t>
+      <w:t>2026-04-10</w:t>
       <w:br/>
       <w:br/>
     </w:r>

--- a/tillsyn/A 56737-2025 tillsynsbegäran.docx
+++ b/tillsyn/A 56737-2025 tillsynsbegäran.docx
@@ -289,7 +289,7 @@
     <w:r>
       <w:tab/>
       <w:tab/>
-      <w:t>2026-04-10</w:t>
+      <w:t>2026-04-11</w:t>
       <w:br/>
       <w:br/>
     </w:r>

--- a/tillsyn/A 56737-2025 tillsynsbegäran.docx
+++ b/tillsyn/A 56737-2025 tillsynsbegäran.docx
@@ -289,7 +289,7 @@
     <w:r>
       <w:tab/>
       <w:tab/>
-      <w:t>2026-06-15</w:t>
+      <w:t>2026-06-16</w:t>
       <w:br/>
       <w:br/>
     </w:r>

--- a/tillsyn/A 56737-2025 tillsynsbegäran.docx
+++ b/tillsyn/A 56737-2025 tillsynsbegäran.docx
@@ -289,7 +289,7 @@
     <w:r>
       <w:tab/>
       <w:tab/>
-      <w:t>2026-06-16</w:t>
+      <w:t>2026-06-17</w:t>
       <w:br/>
       <w:br/>
     </w:r>

--- a/tillsyn/A 56737-2025 tillsynsbegäran.docx
+++ b/tillsyn/A 56737-2025 tillsynsbegäran.docx
@@ -1,6 +1,6 @@
 
 <file path=word/document.xml><?xml version="1.0" encoding="utf-8"?>
-<w:document xmlns:wpc="http://schemas.microsoft.com/office/word/2010/wordprocessingCanvas" xmlns:cx="http://schemas.microsoft.com/office/drawing/2014/chartex" xmlns:cx1="http://schemas.microsoft.com/office/drawing/2015/9/8/chartex" xmlns:cx2="http://schemas.microsoft.com/office/drawing/2015/10/21/chartex" xmlns:cx3="http://schemas.microsoft.com/office/drawing/2016/5/9/chartex" xmlns:cx4="http://schemas.microsoft.com/office/drawing/2016/5/10/chartex" xmlns:cx5="http://schemas.microsoft.com/office/drawing/2016/5/11/chartex" xmlns:cx6="http://schemas.microsoft.com/office/drawing/2016/5/12/chartex" xmlns:cx7="http://schemas.microsoft.com/office/drawing/2016/5/13/chartex" xmlns:cx8="http://schemas.microsoft.com/office/drawing/2016/5/14/chartex" xmlns:mc="http://schemas.openxmlformats.org/markup-compatibility/2006" xmlns:aink="http://schemas.microsoft.com/office/drawing/2016/ink" xmlns:am3d="http://schemas.microsoft.com/office/drawing/2017/model3d" xmlns:o="urn:schemas-microsoft-com:office:office" xmlns:oel="http://schemas.microsoft.com/office/2019/extlst" xmlns:r="http://schemas.openxmlformats.org/officeDocument/2006/relationships" xmlns:m="http://schemas.openxmlformats.org/officeDocument/2006/math" xmlns:v="urn:schemas-microsoft-com:vml" xmlns:wp14="http://schemas.microsoft.com/office/word/2010/wordprocessingDrawing" xmlns:wp="http://schemas.openxmlformats.org/drawingml/2006/wordprocessingDrawing" xmlns:w10="urn:schemas-microsoft-com:office:word" xmlns:w="http://schemas.openxmlformats.org/wordprocessingml/2006/main" xmlns:w14="http://schemas.microsoft.com/office/word/2010/wordml" xmlns:w15="http://schemas.microsoft.com/office/word/2012/wordml" xmlns:w16cex="http://schemas.microsoft.com/office/word/2018/wordml/cex" xmlns:w16cid="http://schemas.microsoft.com/office/word/2016/wordml/cid" xmlns:w16="http://schemas.microsoft.com/office/word/2018/wordml" xmlns:w16sdtdh="http://schemas.microsoft.com/office/word/2020/wordml/sdtdatahash" xmlns:w16se="http://schemas.microsoft.com/office/word/2015/wordml/symex" xmlns:wpg="http://schemas.microsoft.com/office/word/2010/wordprocessingGroup" xmlns:wpi="http://schemas.microsoft.com/office/word/2010/wordprocessingInk" xmlns:wne="http://schemas.microsoft.com/office/word/2006/wordml" xmlns:wps="http://schemas.microsoft.com/office/word/2010/wordprocessingShape" mc:Ignorable="w14 w15 w16se w16cid w16 w16cex w16sdtdh wp14">
+<w:document xmlns:wpc="http://schemas.microsoft.com/office/word/2010/wordprocessingCanvas" xmlns:cx="http://schemas.microsoft.com/office/drawing/2014/chartex" xmlns:cx1="http://schemas.microsoft.com/office/drawing/2015/9/8/chartex" xmlns:cx2="http://schemas.microsoft.com/office/drawing/2015/10/21/chartex" xmlns:cx3="http://schemas.microsoft.com/office/drawing/2016/5/9/chartex" xmlns:cx4="http://schemas.microsoft.com/office/drawing/2016/5/10/chartex" xmlns:cx5="http://schemas.microsoft.com/office/drawing/2016/5/11/chartex" xmlns:cx6="http://schemas.microsoft.com/office/drawing/2016/5/12/chartex" xmlns:cx7="http://schemas.microsoft.com/office/drawing/2016/5/13/chartex" xmlns:cx8="http://schemas.microsoft.com/office/drawing/2016/5/14/chartex" xmlns:mc="http://schemas.openxmlformats.org/markup-compatibility/2006" xmlns:aink="http://schemas.microsoft.com/office/drawing/2016/ink" xmlns:am3d="http://schemas.microsoft.com/office/drawing/2017/model3d" xmlns:o="urn:schemas-microsoft-com:office:office" xmlns:oel="http://schemas.microsoft.com/office/2019/extlst" xmlns:r="http://schemas.openxmlformats.org/officeDocument/2006/relationships" xmlns:m="http://schemas.openxmlformats.org/officeDocument/2006/math" xmlns:v="urn:schemas-microsoft-com:vml" xmlns:wp14="http://schemas.microsoft.com/office/word/2010/wordprocessingDrawing" xmlns:wp="http://schemas.openxmlformats.org/drawingml/2006/wordprocessingDrawing" xmlns:w10="urn:schemas-microsoft-com:office:word" xmlns:w="http://schemas.openxmlformats.org/wordprocessingml/2006/main" xmlns:w14="http://schemas.microsoft.com/office/word/2010/wordml" xmlns:w15="http://schemas.microsoft.com/office/word/2012/wordml" xmlns:w16cex="http://schemas.microsoft.com/office/word/2018/wordml/cex" xmlns:w16cid="http://schemas.microsoft.com/office/word/2016/wordml/cid" xmlns:w16="http://schemas.microsoft.com/office/word/2018/wordml" xmlns:w16du="http://schemas.microsoft.com/office/word/2023/wordml/word16du" xmlns:w16sdtdh="http://schemas.microsoft.com/office/word/2020/wordml/sdtdatahash" xmlns:w16sdtfl="http://schemas.microsoft.com/office/word/2024/wordml/sdtformatlock" xmlns:w16se="http://schemas.microsoft.com/office/word/2015/wordml/symex" xmlns:wpg="http://schemas.microsoft.com/office/word/2010/wordprocessingGroup" xmlns:wpi="http://schemas.microsoft.com/office/word/2010/wordprocessingInk" xmlns:wne="http://schemas.microsoft.com/office/word/2006/wordml" xmlns:wps="http://schemas.microsoft.com/office/word/2010/wordprocessingShape" mc:Ignorable="w14 w15 w16se w16cid w16 w16cex w16sdtdh w16sdtfl w16du wp14">
   <w:body>
     <w:p>
       <w:pPr>
@@ -12,35 +12,10 @@
     </w:p>
     <w:p>
       <w:r>
-        <w:t>Detta dokument behandlar höga naturvärden i avverkningsanmälan A 56737-2025 i Bräcke kommun. Denna avverkningsanmälan inkom 2025-11-17 08:16:08 och omfattar 3,5 ha.</w:t>
+        <w:t>Detta dokument behandlar höga naturvärden i avverkningsanmälan A 56737-2025 i Bräcke kommun som inkom 2025-11-17 och omfattar 3,5 ha.</w:t>
       </w:r>
-    </w:p>
-    <w:p>
       <w:r>
-        <w:t>Vi begär härmed att Skogsstyrelsen fattar beslut enligt miljöbalken som säkerställer att skogens höga naturvärden bevaras samt säkerställer att EU-lagstiftning efterlevs och att artskyddsbrott förhindras. Vi önskar även ta del av de ställningstaganden och beslut som myndigheterna meddelar till följd av aktuell avverkningsanmälan och föreningens inlaga (se 34 § förvaltningslagen).</w:t>
-      </w:r>
-    </w:p>
-    <w:p>
-      <w:r>
-        <w:t>Nedan beskrivs fynd av naturvårdsarter som gjorts i det avverkningsanmälda området.</w:t>
-      </w:r>
-    </w:p>
-    <w:p>
-      <w:pPr>
-        <w:pStyle w:val="Heading1"/>
-      </w:pPr>
-      <w:r>
-        <w:t>Naturvårdsarter</w:t>
-      </w:r>
-    </w:p>
-    <w:p>
-      <w:r>
-        <w:t>I avverkningsanmälan har följande 5 naturvårdsarter hittats: smultronkantarell (VU), blå taggsvamp (NT), dvärgbägarlav (NT), dropptaggsvamp (S) och strimspindling (S). Av dessa är 3 rödlistade. För rödlistade arter har rödlistekategorin angivits inom parentes. Arter som är signalarter enligt Skogsstyrelsen har markerats med (S).</w:t>
-      </w:r>
-    </w:p>
-    <w:p>
-      <w:r>
-        <w:t>De påträffade naturvårdsarterna är ett tydligt kvitto på att detta rör sig om en skog med höga naturvärden. I Figur 1 visas en karta över det avverkningsanmälda området, där samtliga fyndplatser för naturvårdsarter som finns registrerade på Artportalen har markerats.</w:t>
+        <w:t xml:space="preserve"> I Figur 1 visas fyndplatser för naturvårdsarter i området, som finns registrerade på Artportalen.</w:t>
       </w:r>
     </w:p>
     <w:p>
@@ -50,7 +25,7 @@
       <w:r>
         <w:drawing>
           <wp:inline xmlns:a="http://schemas.openxmlformats.org/drawingml/2006/main" xmlns:pic="http://schemas.openxmlformats.org/drawingml/2006/picture">
-            <wp:extent cx="5486400" cy="5729842"/>
+            <wp:extent cx="5486400" cy="5537781"/>
             <wp:docPr id="1" name="Picture 1"/>
             <wp:cNvGraphicFramePr>
               <a:graphicFrameLocks noChangeAspect="1"/>
@@ -71,7 +46,7 @@
                   <pic:spPr>
                     <a:xfrm>
                       <a:off x="0" y="0"/>
-                      <a:ext cx="5486400" cy="5729842"/>
+                      <a:ext cx="5486400" cy="5537781"/>
                     </a:xfrm>
                     <a:prstGeom prst="rect"/>
                   </pic:spPr>
@@ -85,9 +60,43 @@
     <w:p>
       <w:pPr>
         <w:pStyle w:val="Caption"/>
+        <w:spacing w:after="240"/>
       </w:pPr>
       <w:r>
-        <w:t>Figur 1. Fyndplatser för naturvårdsarter i det avverkningsanmälda området (röd linje). Markörer utan svart kant är placerade på fyndplatsen. Markörer med svart kant är placerade vid sidan av fyndplatsen och har ett svart streck som visar fyndplatsens exakta position. Kartans mittpunktskoordinat är N 6985017, E 528146 i SWEREF 99 TM.</w:t>
+        <w:t>Figur 1. Fyndplatser för naturvårdsarter i och inom 23 meter från avverkningsanmälan (röd linje). Inom parentes anges rödlistekategorier, S för signalarter, Tför typiska arter och fridlysningsparagrafer i artskyddsförordningen.Markörer utan svart kant är placerade på fyndplatsen. Markörer med svart kant är placerade vid sidan av fyndplatsen och har ett svart streck som visar fyndplatsens exakta position. Kartans mittpunktskoordinat är N 6985017, E 528146 i SWEREF 99 TM.</w:t>
+      </w:r>
+    </w:p>
+    <w:p>
+      <w:r>
+        <w:t>Vi begär härmed att Skogsstyrelsen fattar beslut enligt miljöbalken som säkerställer att skogens höga naturvärden bevaras samt att EU-lagstiftning efterlevs och att artskyddsbrott förhindras.</w:t>
+      </w:r>
+    </w:p>
+    <w:p>
+      <w:r>
+        <w:t>Vi önskar även ta del av de ställningstaganden och beslut som myndigheten meddelar till följd av aktuell avverkningsanmälan och föreningens inlaga (se 34 § förvaltningslagen).</w:t>
+      </w:r>
+    </w:p>
+    <w:p>
+      <w:r>
+        <w:t>Nedan beskrivs fynd av naturvårdsarter som gjorts i det avverkningsanmälda området.</w:t>
+      </w:r>
+    </w:p>
+    <w:p>
+      <w:pPr>
+        <w:pStyle w:val="Heading1"/>
+      </w:pPr>
+      <w:r>
+        <w:t>Naturvårdsarter</w:t>
+      </w:r>
+    </w:p>
+    <w:p>
+      <w:r>
+        <w:t>I och inom 23 meter från avverkningsanmälan har följande 6 naturvårdsarter hittats: smultronkantarell (VU), blå taggsvamp (NT, T), dropptaggsvamp (NT, T), dvärgbägarlav (NT, T), reliktbock (NT, T) och strimspindling (S). Av dessa är 5 rödlistade. För rödlistade arter har rödlistekategorin angivits inom parentes. Arter som är signalarter enligt Skogsstyrelsen har markerats med (S). Typiska arter inom Natura 2000 som är kopplade till skogsekosystem har markerats med (T).</w:t>
+      </w:r>
+    </w:p>
+    <w:p>
+      <w:r>
+        <w:t>De påträffade naturvårdsarterna är ett tydligt kvitto på att det rör sig om en skog med höga naturvärden.</w:t>
       </w:r>
     </w:p>
     <w:p>
@@ -155,6 +164,35 @@
         <w:rPr>
           <w:b/>
         </w:rPr>
+        <w:t>Reliktbock (NT)</w:t>
+      </w:r>
+      <w:r>
+        <w:t xml:space="preserve"> är en skalbagge vars larvutveckling sker i tjock, solexponerad skorpbark på gamla, levande tallar. Ofta i träd som under längre tid stått fritt och öppet, t.ex. i kantzoner i odlingslandskap, längs stränder och åsar, men också i gles, gammal tallskog på mager mark. Arten är brandgynnad genom att omgivande småträd och buskar försvinner vid lågintensiva bränder samtidigt som gamla tallar överlever och förblir solexponerade. Minskningstakten för den svenska populationen bedöms vara nära gränsvärdet för Sårbar (VU) och i den europeiska rödlistan är reliktbock rödlistad som Sårbar (VU) vilket innebär att Sverige har ett internationellt ansvar för arten. Gamla tallskogar bör få ett långsiktigt skydd, och inte slutavverkas. Reliktbock är typisk art för </w:t>
+      </w:r>
+      <w:r>
+        <w:rPr>
+          <w:i/>
+        </w:rPr>
+        <w:t>9010 Taiga</w:t>
+      </w:r>
+      <w:r>
+        <w:t xml:space="preserve"> och</w:t>
+      </w:r>
+      <w:r>
+        <w:rPr>
+          <w:i/>
+        </w:rPr>
+        <w:t xml:space="preserve"> 9060 Åsbarrskog</w:t>
+      </w:r>
+      <w:r>
+        <w:t xml:space="preserve"> (SLU Artdatabanken, 2024; IUCN, 2016).</w:t>
+      </w:r>
+    </w:p>
+    <w:p>
+      <w:r>
+        <w:rPr>
+          <w:b/>
+        </w:rPr>
         <w:t>Smultronkantarell (VU)</w:t>
       </w:r>
       <w:r>
@@ -179,7 +217,7 @@
 </file>
 
 <file path=word/endnotes.xml><?xml version="1.0" encoding="utf-8"?>
-<w:endnotes xmlns:wpc="http://schemas.microsoft.com/office/word/2010/wordprocessingCanvas" xmlns:cx="http://schemas.microsoft.com/office/drawing/2014/chartex" xmlns:cx1="http://schemas.microsoft.com/office/drawing/2015/9/8/chartex" xmlns:cx2="http://schemas.microsoft.com/office/drawing/2015/10/21/chartex" xmlns:cx3="http://schemas.microsoft.com/office/drawing/2016/5/9/chartex" xmlns:cx4="http://schemas.microsoft.com/office/drawing/2016/5/10/chartex" xmlns:cx5="http://schemas.microsoft.com/office/drawing/2016/5/11/chartex" xmlns:cx6="http://schemas.microsoft.com/office/drawing/2016/5/12/chartex" xmlns:cx7="http://schemas.microsoft.com/office/drawing/2016/5/13/chartex" xmlns:cx8="http://schemas.microsoft.com/office/drawing/2016/5/14/chartex" xmlns:mc="http://schemas.openxmlformats.org/markup-compatibility/2006" xmlns:aink="http://schemas.microsoft.com/office/drawing/2016/ink" xmlns:am3d="http://schemas.microsoft.com/office/drawing/2017/model3d" xmlns:o="urn:schemas-microsoft-com:office:office" xmlns:oel="http://schemas.microsoft.com/office/2019/extlst" xmlns:r="http://schemas.openxmlformats.org/officeDocument/2006/relationships" xmlns:m="http://schemas.openxmlformats.org/officeDocument/2006/math" xmlns:v="urn:schemas-microsoft-com:vml" xmlns:wp14="http://schemas.microsoft.com/office/word/2010/wordprocessingDrawing" xmlns:wp="http://schemas.openxmlformats.org/drawingml/2006/wordprocessingDrawing" xmlns:w10="urn:schemas-microsoft-com:office:word" xmlns:w="http://schemas.openxmlformats.org/wordprocessingml/2006/main" xmlns:w14="http://schemas.microsoft.com/office/word/2010/wordml" xmlns:w15="http://schemas.microsoft.com/office/word/2012/wordml" xmlns:w16cex="http://schemas.microsoft.com/office/word/2018/wordml/cex" xmlns:w16cid="http://schemas.microsoft.com/office/word/2016/wordml/cid" xmlns:w16="http://schemas.microsoft.com/office/word/2018/wordml" xmlns:w16sdtdh="http://schemas.microsoft.com/office/word/2020/wordml/sdtdatahash" xmlns:w16se="http://schemas.microsoft.com/office/word/2015/wordml/symex" xmlns:wpg="http://schemas.microsoft.com/office/word/2010/wordprocessingGroup" xmlns:wpi="http://schemas.microsoft.com/office/word/2010/wordprocessingInk" xmlns:wne="http://schemas.microsoft.com/office/word/2006/wordml" xmlns:wps="http://schemas.microsoft.com/office/word/2010/wordprocessingShape" mc:Ignorable="w14 w15 w16se w16cid w16 w16cex w16sdtdh wp14">
+<w:endnotes xmlns:wpc="http://schemas.microsoft.com/office/word/2010/wordprocessingCanvas" xmlns:cx="http://schemas.microsoft.com/office/drawing/2014/chartex" xmlns:cx1="http://schemas.microsoft.com/office/drawing/2015/9/8/chartex" xmlns:cx2="http://schemas.microsoft.com/office/drawing/2015/10/21/chartex" xmlns:cx3="http://schemas.microsoft.com/office/drawing/2016/5/9/chartex" xmlns:cx4="http://schemas.microsoft.com/office/drawing/2016/5/10/chartex" xmlns:cx5="http://schemas.microsoft.com/office/drawing/2016/5/11/chartex" xmlns:cx6="http://schemas.microsoft.com/office/drawing/2016/5/12/chartex" xmlns:cx7="http://schemas.microsoft.com/office/drawing/2016/5/13/chartex" xmlns:cx8="http://schemas.microsoft.com/office/drawing/2016/5/14/chartex" xmlns:mc="http://schemas.openxmlformats.org/markup-compatibility/2006" xmlns:aink="http://schemas.microsoft.com/office/drawing/2016/ink" xmlns:am3d="http://schemas.microsoft.com/office/drawing/2017/model3d" xmlns:o="urn:schemas-microsoft-com:office:office" xmlns:oel="http://schemas.microsoft.com/office/2019/extlst" xmlns:r="http://schemas.openxmlformats.org/officeDocument/2006/relationships" xmlns:m="http://schemas.openxmlformats.org/officeDocument/2006/math" xmlns:v="urn:schemas-microsoft-com:vml" xmlns:wp14="http://schemas.microsoft.com/office/word/2010/wordprocessingDrawing" xmlns:wp="http://schemas.openxmlformats.org/drawingml/2006/wordprocessingDrawing" xmlns:w10="urn:schemas-microsoft-com:office:word" xmlns:w="http://schemas.openxmlformats.org/wordprocessingml/2006/main" xmlns:w14="http://schemas.microsoft.com/office/word/2010/wordml" xmlns:w15="http://schemas.microsoft.com/office/word/2012/wordml" xmlns:w16cex="http://schemas.microsoft.com/office/word/2018/wordml/cex" xmlns:w16cid="http://schemas.microsoft.com/office/word/2016/wordml/cid" xmlns:w16="http://schemas.microsoft.com/office/word/2018/wordml" xmlns:w16du="http://schemas.microsoft.com/office/word/2023/wordml/word16du" xmlns:w16sdtdh="http://schemas.microsoft.com/office/word/2020/wordml/sdtdatahash" xmlns:w16sdtfl="http://schemas.microsoft.com/office/word/2024/wordml/sdtformatlock" xmlns:w16se="http://schemas.microsoft.com/office/word/2015/wordml/symex" xmlns:wpg="http://schemas.microsoft.com/office/word/2010/wordprocessingGroup" xmlns:wpi="http://schemas.microsoft.com/office/word/2010/wordprocessingInk" xmlns:wne="http://schemas.microsoft.com/office/word/2006/wordml" xmlns:wps="http://schemas.microsoft.com/office/word/2010/wordprocessingShape" mc:Ignorable="w14 w15 w16se w16cid w16 w16cex w16sdtdh w16sdtfl w16du wp14">
   <w:endnote w:type="separator" w:id="-1">
     <w:p>
       <w:pPr>
@@ -204,7 +242,7 @@
 </file>
 
 <file path=word/footer1.xml><?xml version="1.0" encoding="utf-8"?>
-<w:ftr xmlns:wpc="http://schemas.microsoft.com/office/word/2010/wordprocessingCanvas" xmlns:cx="http://schemas.microsoft.com/office/drawing/2014/chartex" xmlns:cx1="http://schemas.microsoft.com/office/drawing/2015/9/8/chartex" xmlns:cx2="http://schemas.microsoft.com/office/drawing/2015/10/21/chartex" xmlns:cx3="http://schemas.microsoft.com/office/drawing/2016/5/9/chartex" xmlns:cx4="http://schemas.microsoft.com/office/drawing/2016/5/10/chartex" xmlns:cx5="http://schemas.microsoft.com/office/drawing/2016/5/11/chartex" xmlns:cx6="http://schemas.microsoft.com/office/drawing/2016/5/12/chartex" xmlns:cx7="http://schemas.microsoft.com/office/drawing/2016/5/13/chartex" xmlns:cx8="http://schemas.microsoft.com/office/drawing/2016/5/14/chartex" xmlns:mc="http://schemas.openxmlformats.org/markup-compatibility/2006" xmlns:aink="http://schemas.microsoft.com/office/drawing/2016/ink" xmlns:am3d="http://schemas.microsoft.com/office/drawing/2017/model3d" xmlns:o="urn:schemas-microsoft-com:office:office" xmlns:oel="http://schemas.microsoft.com/office/2019/extlst" xmlns:r="http://schemas.openxmlformats.org/officeDocument/2006/relationships" xmlns:m="http://schemas.openxmlformats.org/officeDocument/2006/math" xmlns:v="urn:schemas-microsoft-com:vml" xmlns:wp14="http://schemas.microsoft.com/office/word/2010/wordprocessingDrawing" xmlns:wp="http://schemas.openxmlformats.org/drawingml/2006/wordprocessingDrawing" xmlns:w10="urn:schemas-microsoft-com:office:word" xmlns:w="http://schemas.openxmlformats.org/wordprocessingml/2006/main" xmlns:w14="http://schemas.microsoft.com/office/word/2010/wordml" xmlns:w15="http://schemas.microsoft.com/office/word/2012/wordml" xmlns:w16cex="http://schemas.microsoft.com/office/word/2018/wordml/cex" xmlns:w16cid="http://schemas.microsoft.com/office/word/2016/wordml/cid" xmlns:w16="http://schemas.microsoft.com/office/word/2018/wordml" xmlns:w16sdtdh="http://schemas.microsoft.com/office/word/2020/wordml/sdtdatahash" xmlns:w16se="http://schemas.microsoft.com/office/word/2015/wordml/symex" xmlns:wpg="http://schemas.microsoft.com/office/word/2010/wordprocessingGroup" xmlns:wpi="http://schemas.microsoft.com/office/word/2010/wordprocessingInk" xmlns:wne="http://schemas.microsoft.com/office/word/2006/wordml" xmlns:wps="http://schemas.microsoft.com/office/word/2010/wordprocessingShape" mc:Ignorable="w14 w15 w16se w16cid w16 w16cex w16sdtdh wp14">
+<w:ftr xmlns:wpc="http://schemas.microsoft.com/office/word/2010/wordprocessingCanvas" xmlns:cx="http://schemas.microsoft.com/office/drawing/2014/chartex" xmlns:cx1="http://schemas.microsoft.com/office/drawing/2015/9/8/chartex" xmlns:cx2="http://schemas.microsoft.com/office/drawing/2015/10/21/chartex" xmlns:cx3="http://schemas.microsoft.com/office/drawing/2016/5/9/chartex" xmlns:cx4="http://schemas.microsoft.com/office/drawing/2016/5/10/chartex" xmlns:cx5="http://schemas.microsoft.com/office/drawing/2016/5/11/chartex" xmlns:cx6="http://schemas.microsoft.com/office/drawing/2016/5/12/chartex" xmlns:cx7="http://schemas.microsoft.com/office/drawing/2016/5/13/chartex" xmlns:cx8="http://schemas.microsoft.com/office/drawing/2016/5/14/chartex" xmlns:mc="http://schemas.openxmlformats.org/markup-compatibility/2006" xmlns:aink="http://schemas.microsoft.com/office/drawing/2016/ink" xmlns:am3d="http://schemas.microsoft.com/office/drawing/2017/model3d" xmlns:o="urn:schemas-microsoft-com:office:office" xmlns:oel="http://schemas.microsoft.com/office/2019/extlst" xmlns:r="http://schemas.openxmlformats.org/officeDocument/2006/relationships" xmlns:m="http://schemas.openxmlformats.org/officeDocument/2006/math" xmlns:v="urn:schemas-microsoft-com:vml" xmlns:wp14="http://schemas.microsoft.com/office/word/2010/wordprocessingDrawing" xmlns:wp="http://schemas.openxmlformats.org/drawingml/2006/wordprocessingDrawing" xmlns:w10="urn:schemas-microsoft-com:office:word" xmlns:w="http://schemas.openxmlformats.org/wordprocessingml/2006/main" xmlns:w14="http://schemas.microsoft.com/office/word/2010/wordml" xmlns:w15="http://schemas.microsoft.com/office/word/2012/wordml" xmlns:w16cex="http://schemas.microsoft.com/office/word/2018/wordml/cex" xmlns:w16cid="http://schemas.microsoft.com/office/word/2016/wordml/cid" xmlns:w16="http://schemas.microsoft.com/office/word/2018/wordml" xmlns:w16du="http://schemas.microsoft.com/office/word/2023/wordml/word16du" xmlns:w16sdtdh="http://schemas.microsoft.com/office/word/2020/wordml/sdtdatahash" xmlns:w16sdtfl="http://schemas.microsoft.com/office/word/2024/wordml/sdtformatlock" xmlns:w16se="http://schemas.microsoft.com/office/word/2015/wordml/symex" xmlns:wpg="http://schemas.microsoft.com/office/word/2010/wordprocessingGroup" xmlns:wpi="http://schemas.microsoft.com/office/word/2010/wordprocessingInk" xmlns:wne="http://schemas.microsoft.com/office/word/2006/wordml" xmlns:wps="http://schemas.microsoft.com/office/word/2010/wordprocessingShape" mc:Ignorable="w14 w15 w16se w16cid w16 w16cex w16sdtdh w16sdtfl w16du wp14">
   <w:p>
     <w:pPr>
       <w:pStyle w:val="Footer"/>
@@ -214,7 +252,7 @@
 </file>
 
 <file path=word/footer2.xml><?xml version="1.0" encoding="utf-8"?>
-<w:ftr xmlns:wpc="http://schemas.microsoft.com/office/word/2010/wordprocessingCanvas" xmlns:cx="http://schemas.microsoft.com/office/drawing/2014/chartex" xmlns:cx1="http://schemas.microsoft.com/office/drawing/2015/9/8/chartex" xmlns:cx2="http://schemas.microsoft.com/office/drawing/2015/10/21/chartex" xmlns:cx3="http://schemas.microsoft.com/office/drawing/2016/5/9/chartex" xmlns:cx4="http://schemas.microsoft.com/office/drawing/2016/5/10/chartex" xmlns:cx5="http://schemas.microsoft.com/office/drawing/2016/5/11/chartex" xmlns:cx6="http://schemas.microsoft.com/office/drawing/2016/5/12/chartex" xmlns:cx7="http://schemas.microsoft.com/office/drawing/2016/5/13/chartex" xmlns:cx8="http://schemas.microsoft.com/office/drawing/2016/5/14/chartex" xmlns:mc="http://schemas.openxmlformats.org/markup-compatibility/2006" xmlns:aink="http://schemas.microsoft.com/office/drawing/2016/ink" xmlns:am3d="http://schemas.microsoft.com/office/drawing/2017/model3d" xmlns:o="urn:schemas-microsoft-com:office:office" xmlns:oel="http://schemas.microsoft.com/office/2019/extlst" xmlns:r="http://schemas.openxmlformats.org/officeDocument/2006/relationships" xmlns:m="http://schemas.openxmlformats.org/officeDocument/2006/math" xmlns:v="urn:schemas-microsoft-com:vml" xmlns:wp14="http://schemas.microsoft.com/office/word/2010/wordprocessingDrawing" xmlns:wp="http://schemas.openxmlformats.org/drawingml/2006/wordprocessingDrawing" xmlns:w10="urn:schemas-microsoft-com:office:word" xmlns:w="http://schemas.openxmlformats.org/wordprocessingml/2006/main" xmlns:w14="http://schemas.microsoft.com/office/word/2010/wordml" xmlns:w15="http://schemas.microsoft.com/office/word/2012/wordml" xmlns:w16cex="http://schemas.microsoft.com/office/word/2018/wordml/cex" xmlns:w16cid="http://schemas.microsoft.com/office/word/2016/wordml/cid" xmlns:w16="http://schemas.microsoft.com/office/word/2018/wordml" xmlns:w16sdtdh="http://schemas.microsoft.com/office/word/2020/wordml/sdtdatahash" xmlns:w16se="http://schemas.microsoft.com/office/word/2015/wordml/symex" xmlns:wpg="http://schemas.microsoft.com/office/word/2010/wordprocessingGroup" xmlns:wpi="http://schemas.microsoft.com/office/word/2010/wordprocessingInk" xmlns:wne="http://schemas.microsoft.com/office/word/2006/wordml" xmlns:wps="http://schemas.microsoft.com/office/word/2010/wordprocessingShape" mc:Ignorable="w14 w15 w16se w16cid w16 w16cex w16sdtdh wp14">
+<w:ftr xmlns:wpc="http://schemas.microsoft.com/office/word/2010/wordprocessingCanvas" xmlns:cx="http://schemas.microsoft.com/office/drawing/2014/chartex" xmlns:cx1="http://schemas.microsoft.com/office/drawing/2015/9/8/chartex" xmlns:cx2="http://schemas.microsoft.com/office/drawing/2015/10/21/chartex" xmlns:cx3="http://schemas.microsoft.com/office/drawing/2016/5/9/chartex" xmlns:cx4="http://schemas.microsoft.com/office/drawing/2016/5/10/chartex" xmlns:cx5="http://schemas.microsoft.com/office/drawing/2016/5/11/chartex" xmlns:cx6="http://schemas.microsoft.com/office/drawing/2016/5/12/chartex" xmlns:cx7="http://schemas.microsoft.com/office/drawing/2016/5/13/chartex" xmlns:cx8="http://schemas.microsoft.com/office/drawing/2016/5/14/chartex" xmlns:mc="http://schemas.openxmlformats.org/markup-compatibility/2006" xmlns:aink="http://schemas.microsoft.com/office/drawing/2016/ink" xmlns:am3d="http://schemas.microsoft.com/office/drawing/2017/model3d" xmlns:o="urn:schemas-microsoft-com:office:office" xmlns:oel="http://schemas.microsoft.com/office/2019/extlst" xmlns:r="http://schemas.openxmlformats.org/officeDocument/2006/relationships" xmlns:m="http://schemas.openxmlformats.org/officeDocument/2006/math" xmlns:v="urn:schemas-microsoft-com:vml" xmlns:wp14="http://schemas.microsoft.com/office/word/2010/wordprocessingDrawing" xmlns:wp="http://schemas.openxmlformats.org/drawingml/2006/wordprocessingDrawing" xmlns:w10="urn:schemas-microsoft-com:office:word" xmlns:w="http://schemas.openxmlformats.org/wordprocessingml/2006/main" xmlns:w14="http://schemas.microsoft.com/office/word/2010/wordml" xmlns:w15="http://schemas.microsoft.com/office/word/2012/wordml" xmlns:w16cex="http://schemas.microsoft.com/office/word/2018/wordml/cex" xmlns:w16cid="http://schemas.microsoft.com/office/word/2016/wordml/cid" xmlns:w16="http://schemas.microsoft.com/office/word/2018/wordml" xmlns:w16du="http://schemas.microsoft.com/office/word/2023/wordml/word16du" xmlns:w16sdtdh="http://schemas.microsoft.com/office/word/2020/wordml/sdtdatahash" xmlns:w16sdtfl="http://schemas.microsoft.com/office/word/2024/wordml/sdtformatlock" xmlns:w16se="http://schemas.microsoft.com/office/word/2015/wordml/symex" xmlns:wpg="http://schemas.microsoft.com/office/word/2010/wordprocessingGroup" xmlns:wpi="http://schemas.microsoft.com/office/word/2010/wordprocessingInk" xmlns:wne="http://schemas.microsoft.com/office/word/2006/wordml" xmlns:wps="http://schemas.microsoft.com/office/word/2010/wordprocessingShape" mc:Ignorable="w14 w15 w16se w16cid w16 w16cex w16sdtdh w16sdtfl w16du wp14">
   <w:p>
     <w:pPr>
       <w:pStyle w:val="Footer"/>
@@ -224,7 +262,7 @@
 </file>
 
 <file path=word/footer3.xml><?xml version="1.0" encoding="utf-8"?>
-<w:ftr xmlns:wpc="http://schemas.microsoft.com/office/word/2010/wordprocessingCanvas" xmlns:cx="http://schemas.microsoft.com/office/drawing/2014/chartex" xmlns:cx1="http://schemas.microsoft.com/office/drawing/2015/9/8/chartex" xmlns:cx2="http://schemas.microsoft.com/office/drawing/2015/10/21/chartex" xmlns:cx3="http://schemas.microsoft.com/office/drawing/2016/5/9/chartex" xmlns:cx4="http://schemas.microsoft.com/office/drawing/2016/5/10/chartex" xmlns:cx5="http://schemas.microsoft.com/office/drawing/2016/5/11/chartex" xmlns:cx6="http://schemas.microsoft.com/office/drawing/2016/5/12/chartex" xmlns:cx7="http://schemas.microsoft.com/office/drawing/2016/5/13/chartex" xmlns:cx8="http://schemas.microsoft.com/office/drawing/2016/5/14/chartex" xmlns:mc="http://schemas.openxmlformats.org/markup-compatibility/2006" xmlns:aink="http://schemas.microsoft.com/office/drawing/2016/ink" xmlns:am3d="http://schemas.microsoft.com/office/drawing/2017/model3d" xmlns:o="urn:schemas-microsoft-com:office:office" xmlns:oel="http://schemas.microsoft.com/office/2019/extlst" xmlns:r="http://schemas.openxmlformats.org/officeDocument/2006/relationships" xmlns:m="http://schemas.openxmlformats.org/officeDocument/2006/math" xmlns:v="urn:schemas-microsoft-com:vml" xmlns:wp14="http://schemas.microsoft.com/office/word/2010/wordprocessingDrawing" xmlns:wp="http://schemas.openxmlformats.org/drawingml/2006/wordprocessingDrawing" xmlns:w10="urn:schemas-microsoft-com:office:word" xmlns:w="http://schemas.openxmlformats.org/wordprocessingml/2006/main" xmlns:w14="http://schemas.microsoft.com/office/word/2010/wordml" xmlns:w15="http://schemas.microsoft.com/office/word/2012/wordml" xmlns:w16cex="http://schemas.microsoft.com/office/word/2018/wordml/cex" xmlns:w16cid="http://schemas.microsoft.com/office/word/2016/wordml/cid" xmlns:w16="http://schemas.microsoft.com/office/word/2018/wordml" xmlns:w16sdtdh="http://schemas.microsoft.com/office/word/2020/wordml/sdtdatahash" xmlns:w16se="http://schemas.microsoft.com/office/word/2015/wordml/symex" xmlns:wpg="http://schemas.microsoft.com/office/word/2010/wordprocessingGroup" xmlns:wpi="http://schemas.microsoft.com/office/word/2010/wordprocessingInk" xmlns:wne="http://schemas.microsoft.com/office/word/2006/wordml" xmlns:wps="http://schemas.microsoft.com/office/word/2010/wordprocessingShape" mc:Ignorable="w14 w15 w16se w16cid w16 w16cex w16sdtdh wp14">
+<w:ftr xmlns:wpc="http://schemas.microsoft.com/office/word/2010/wordprocessingCanvas" xmlns:cx="http://schemas.microsoft.com/office/drawing/2014/chartex" xmlns:cx1="http://schemas.microsoft.com/office/drawing/2015/9/8/chartex" xmlns:cx2="http://schemas.microsoft.com/office/drawing/2015/10/21/chartex" xmlns:cx3="http://schemas.microsoft.com/office/drawing/2016/5/9/chartex" xmlns:cx4="http://schemas.microsoft.com/office/drawing/2016/5/10/chartex" xmlns:cx5="http://schemas.microsoft.com/office/drawing/2016/5/11/chartex" xmlns:cx6="http://schemas.microsoft.com/office/drawing/2016/5/12/chartex" xmlns:cx7="http://schemas.microsoft.com/office/drawing/2016/5/13/chartex" xmlns:cx8="http://schemas.microsoft.com/office/drawing/2016/5/14/chartex" xmlns:mc="http://schemas.openxmlformats.org/markup-compatibility/2006" xmlns:aink="http://schemas.microsoft.com/office/drawing/2016/ink" xmlns:am3d="http://schemas.microsoft.com/office/drawing/2017/model3d" xmlns:o="urn:schemas-microsoft-com:office:office" xmlns:oel="http://schemas.microsoft.com/office/2019/extlst" xmlns:r="http://schemas.openxmlformats.org/officeDocument/2006/relationships" xmlns:m="http://schemas.openxmlformats.org/officeDocument/2006/math" xmlns:v="urn:schemas-microsoft-com:vml" xmlns:wp14="http://schemas.microsoft.com/office/word/2010/wordprocessingDrawing" xmlns:wp="http://schemas.openxmlformats.org/drawingml/2006/wordprocessingDrawing" xmlns:w10="urn:schemas-microsoft-com:office:word" xmlns:w="http://schemas.openxmlformats.org/wordprocessingml/2006/main" xmlns:w14="http://schemas.microsoft.com/office/word/2010/wordml" xmlns:w15="http://schemas.microsoft.com/office/word/2012/wordml" xmlns:w16cex="http://schemas.microsoft.com/office/word/2018/wordml/cex" xmlns:w16cid="http://schemas.microsoft.com/office/word/2016/wordml/cid" xmlns:w16="http://schemas.microsoft.com/office/word/2018/wordml" xmlns:w16du="http://schemas.microsoft.com/office/word/2023/wordml/word16du" xmlns:w16sdtdh="http://schemas.microsoft.com/office/word/2020/wordml/sdtdatahash" xmlns:w16sdtfl="http://schemas.microsoft.com/office/word/2024/wordml/sdtformatlock" xmlns:w16se="http://schemas.microsoft.com/office/word/2015/wordml/symex" xmlns:wpg="http://schemas.microsoft.com/office/word/2010/wordprocessingGroup" xmlns:wpi="http://schemas.microsoft.com/office/word/2010/wordprocessingInk" xmlns:wne="http://schemas.microsoft.com/office/word/2006/wordml" xmlns:wps="http://schemas.microsoft.com/office/word/2010/wordprocessingShape" mc:Ignorable="w14 w15 w16se w16cid w16 w16cex w16sdtdh w16sdtfl w16du wp14">
   <w:p>
     <w:pPr>
       <w:pStyle w:val="Footer"/>
@@ -234,7 +272,7 @@
 </file>
 
 <file path=word/footnotes.xml><?xml version="1.0" encoding="utf-8"?>
-<w:footnotes xmlns:wpc="http://schemas.microsoft.com/office/word/2010/wordprocessingCanvas" xmlns:cx="http://schemas.microsoft.com/office/drawing/2014/chartex" xmlns:cx1="http://schemas.microsoft.com/office/drawing/2015/9/8/chartex" xmlns:cx2="http://schemas.microsoft.com/office/drawing/2015/10/21/chartex" xmlns:cx3="http://schemas.microsoft.com/office/drawing/2016/5/9/chartex" xmlns:cx4="http://schemas.microsoft.com/office/drawing/2016/5/10/chartex" xmlns:cx5="http://schemas.microsoft.com/office/drawing/2016/5/11/chartex" xmlns:cx6="http://schemas.microsoft.com/office/drawing/2016/5/12/chartex" xmlns:cx7="http://schemas.microsoft.com/office/drawing/2016/5/13/chartex" xmlns:cx8="http://schemas.microsoft.com/office/drawing/2016/5/14/chartex" xmlns:mc="http://schemas.openxmlformats.org/markup-compatibility/2006" xmlns:aink="http://schemas.microsoft.com/office/drawing/2016/ink" xmlns:am3d="http://schemas.microsoft.com/office/drawing/2017/model3d" xmlns:o="urn:schemas-microsoft-com:office:office" xmlns:oel="http://schemas.microsoft.com/office/2019/extlst" xmlns:r="http://schemas.openxmlformats.org/officeDocument/2006/relationships" xmlns:m="http://schemas.openxmlformats.org/officeDocument/2006/math" xmlns:v="urn:schemas-microsoft-com:vml" xmlns:wp14="http://schemas.microsoft.com/office/word/2010/wordprocessingDrawing" xmlns:wp="http://schemas.openxmlformats.org/drawingml/2006/wordprocessingDrawing" xmlns:w10="urn:schemas-microsoft-com:office:word" xmlns:w="http://schemas.openxmlformats.org/wordprocessingml/2006/main" xmlns:w14="http://schemas.microsoft.com/office/word/2010/wordml" xmlns:w15="http://schemas.microsoft.com/office/word/2012/wordml" xmlns:w16cex="http://schemas.microsoft.com/office/word/2018/wordml/cex" xmlns:w16cid="http://schemas.microsoft.com/office/word/2016/wordml/cid" xmlns:w16="http://schemas.microsoft.com/office/word/2018/wordml" xmlns:w16sdtdh="http://schemas.microsoft.com/office/word/2020/wordml/sdtdatahash" xmlns:w16se="http://schemas.microsoft.com/office/word/2015/wordml/symex" xmlns:wpg="http://schemas.microsoft.com/office/word/2010/wordprocessingGroup" xmlns:wpi="http://schemas.microsoft.com/office/word/2010/wordprocessingInk" xmlns:wne="http://schemas.microsoft.com/office/word/2006/wordml" xmlns:wps="http://schemas.microsoft.com/office/word/2010/wordprocessingShape" mc:Ignorable="w14 w15 w16se w16cid w16 w16cex w16sdtdh wp14">
+<w:footnotes xmlns:wpc="http://schemas.microsoft.com/office/word/2010/wordprocessingCanvas" xmlns:cx="http://schemas.microsoft.com/office/drawing/2014/chartex" xmlns:cx1="http://schemas.microsoft.com/office/drawing/2015/9/8/chartex" xmlns:cx2="http://schemas.microsoft.com/office/drawing/2015/10/21/chartex" xmlns:cx3="http://schemas.microsoft.com/office/drawing/2016/5/9/chartex" xmlns:cx4="http://schemas.microsoft.com/office/drawing/2016/5/10/chartex" xmlns:cx5="http://schemas.microsoft.com/office/drawing/2016/5/11/chartex" xmlns:cx6="http://schemas.microsoft.com/office/drawing/2016/5/12/chartex" xmlns:cx7="http://schemas.microsoft.com/office/drawing/2016/5/13/chartex" xmlns:cx8="http://schemas.microsoft.com/office/drawing/2016/5/14/chartex" xmlns:mc="http://schemas.openxmlformats.org/markup-compatibility/2006" xmlns:aink="http://schemas.microsoft.com/office/drawing/2016/ink" xmlns:am3d="http://schemas.microsoft.com/office/drawing/2017/model3d" xmlns:o="urn:schemas-microsoft-com:office:office" xmlns:oel="http://schemas.microsoft.com/office/2019/extlst" xmlns:r="http://schemas.openxmlformats.org/officeDocument/2006/relationships" xmlns:m="http://schemas.openxmlformats.org/officeDocument/2006/math" xmlns:v="urn:schemas-microsoft-com:vml" xmlns:wp14="http://schemas.microsoft.com/office/word/2010/wordprocessingDrawing" xmlns:wp="http://schemas.openxmlformats.org/drawingml/2006/wordprocessingDrawing" xmlns:w10="urn:schemas-microsoft-com:office:word" xmlns:w="http://schemas.openxmlformats.org/wordprocessingml/2006/main" xmlns:w14="http://schemas.microsoft.com/office/word/2010/wordml" xmlns:w15="http://schemas.microsoft.com/office/word/2012/wordml" xmlns:w16cex="http://schemas.microsoft.com/office/word/2018/wordml/cex" xmlns:w16cid="http://schemas.microsoft.com/office/word/2016/wordml/cid" xmlns:w16="http://schemas.microsoft.com/office/word/2018/wordml" xmlns:w16du="http://schemas.microsoft.com/office/word/2023/wordml/word16du" xmlns:w16sdtdh="http://schemas.microsoft.com/office/word/2020/wordml/sdtdatahash" xmlns:w16sdtfl="http://schemas.microsoft.com/office/word/2024/wordml/sdtformatlock" xmlns:w16se="http://schemas.microsoft.com/office/word/2015/wordml/symex" xmlns:wpg="http://schemas.microsoft.com/office/word/2010/wordprocessingGroup" xmlns:wpi="http://schemas.microsoft.com/office/word/2010/wordprocessingInk" xmlns:wne="http://schemas.microsoft.com/office/word/2006/wordml" xmlns:wps="http://schemas.microsoft.com/office/word/2010/wordprocessingShape" mc:Ignorable="w14 w15 w16se w16cid w16 w16cex w16sdtdh w16sdtfl w16du wp14">
   <w:footnote w:type="separator" w:id="-1">
     <w:p>
       <w:pPr>
@@ -259,7 +297,7 @@
 </file>
 
 <file path=word/header1.xml><?xml version="1.0" encoding="utf-8"?>
-<w:hdr xmlns:wpc="http://schemas.microsoft.com/office/word/2010/wordprocessingCanvas" xmlns:cx="http://schemas.microsoft.com/office/drawing/2014/chartex" xmlns:cx1="http://schemas.microsoft.com/office/drawing/2015/9/8/chartex" xmlns:cx2="http://schemas.microsoft.com/office/drawing/2015/10/21/chartex" xmlns:cx3="http://schemas.microsoft.com/office/drawing/2016/5/9/chartex" xmlns:cx4="http://schemas.microsoft.com/office/drawing/2016/5/10/chartex" xmlns:cx5="http://schemas.microsoft.com/office/drawing/2016/5/11/chartex" xmlns:cx6="http://schemas.microsoft.com/office/drawing/2016/5/12/chartex" xmlns:cx7="http://schemas.microsoft.com/office/drawing/2016/5/13/chartex" xmlns:cx8="http://schemas.microsoft.com/office/drawing/2016/5/14/chartex" xmlns:mc="http://schemas.openxmlformats.org/markup-compatibility/2006" xmlns:aink="http://schemas.microsoft.com/office/drawing/2016/ink" xmlns:am3d="http://schemas.microsoft.com/office/drawing/2017/model3d" xmlns:o="urn:schemas-microsoft-com:office:office" xmlns:oel="http://schemas.microsoft.com/office/2019/extlst" xmlns:r="http://schemas.openxmlformats.org/officeDocument/2006/relationships" xmlns:m="http://schemas.openxmlformats.org/officeDocument/2006/math" xmlns:v="urn:schemas-microsoft-com:vml" xmlns:wp14="http://schemas.microsoft.com/office/word/2010/wordprocessingDrawing" xmlns:wp="http://schemas.openxmlformats.org/drawingml/2006/wordprocessingDrawing" xmlns:w10="urn:schemas-microsoft-com:office:word" xmlns:w="http://schemas.openxmlformats.org/wordprocessingml/2006/main" xmlns:w14="http://schemas.microsoft.com/office/word/2010/wordml" xmlns:w15="http://schemas.microsoft.com/office/word/2012/wordml" xmlns:w16cex="http://schemas.microsoft.com/office/word/2018/wordml/cex" xmlns:w16cid="http://schemas.microsoft.com/office/word/2016/wordml/cid" xmlns:w16="http://schemas.microsoft.com/office/word/2018/wordml" xmlns:w16sdtdh="http://schemas.microsoft.com/office/word/2020/wordml/sdtdatahash" xmlns:w16se="http://schemas.microsoft.com/office/word/2015/wordml/symex" xmlns:wpg="http://schemas.microsoft.com/office/word/2010/wordprocessingGroup" xmlns:wpi="http://schemas.microsoft.com/office/word/2010/wordprocessingInk" xmlns:wne="http://schemas.microsoft.com/office/word/2006/wordml" xmlns:wps="http://schemas.microsoft.com/office/word/2010/wordprocessingShape" mc:Ignorable="w14 w15 w16se w16cid w16 w16cex w16sdtdh wp14">
+<w:hdr xmlns:wpc="http://schemas.microsoft.com/office/word/2010/wordprocessingCanvas" xmlns:cx="http://schemas.microsoft.com/office/drawing/2014/chartex" xmlns:cx1="http://schemas.microsoft.com/office/drawing/2015/9/8/chartex" xmlns:cx2="http://schemas.microsoft.com/office/drawing/2015/10/21/chartex" xmlns:cx3="http://schemas.microsoft.com/office/drawing/2016/5/9/chartex" xmlns:cx4="http://schemas.microsoft.com/office/drawing/2016/5/10/chartex" xmlns:cx5="http://schemas.microsoft.com/office/drawing/2016/5/11/chartex" xmlns:cx6="http://schemas.microsoft.com/office/drawing/2016/5/12/chartex" xmlns:cx7="http://schemas.microsoft.com/office/drawing/2016/5/13/chartex" xmlns:cx8="http://schemas.microsoft.com/office/drawing/2016/5/14/chartex" xmlns:mc="http://schemas.openxmlformats.org/markup-compatibility/2006" xmlns:aink="http://schemas.microsoft.com/office/drawing/2016/ink" xmlns:am3d="http://schemas.microsoft.com/office/drawing/2017/model3d" xmlns:o="urn:schemas-microsoft-com:office:office" xmlns:oel="http://schemas.microsoft.com/office/2019/extlst" xmlns:r="http://schemas.openxmlformats.org/officeDocument/2006/relationships" xmlns:m="http://schemas.openxmlformats.org/officeDocument/2006/math" xmlns:v="urn:schemas-microsoft-com:vml" xmlns:wp14="http://schemas.microsoft.com/office/word/2010/wordprocessingDrawing" xmlns:wp="http://schemas.openxmlformats.org/drawingml/2006/wordprocessingDrawing" xmlns:w10="urn:schemas-microsoft-com:office:word" xmlns:w="http://schemas.openxmlformats.org/wordprocessingml/2006/main" xmlns:w14="http://schemas.microsoft.com/office/word/2010/wordml" xmlns:w15="http://schemas.microsoft.com/office/word/2012/wordml" xmlns:w16cex="http://schemas.microsoft.com/office/word/2018/wordml/cex" xmlns:w16cid="http://schemas.microsoft.com/office/word/2016/wordml/cid" xmlns:w16="http://schemas.microsoft.com/office/word/2018/wordml" xmlns:w16du="http://schemas.microsoft.com/office/word/2023/wordml/word16du" xmlns:w16sdtdh="http://schemas.microsoft.com/office/word/2020/wordml/sdtdatahash" xmlns:w16sdtfl="http://schemas.microsoft.com/office/word/2024/wordml/sdtformatlock" xmlns:w16se="http://schemas.microsoft.com/office/word/2015/wordml/symex" xmlns:wpg="http://schemas.microsoft.com/office/word/2010/wordprocessingGroup" xmlns:wpi="http://schemas.microsoft.com/office/word/2010/wordprocessingInk" xmlns:wne="http://schemas.microsoft.com/office/word/2006/wordml" xmlns:wps="http://schemas.microsoft.com/office/word/2010/wordprocessingShape" mc:Ignorable="w14 w15 w16se w16cid w16 w16cex w16sdtdh w16sdtfl w16du wp14">
   <w:p>
     <w:pPr>
       <w:pStyle w:val="Header"/>
@@ -269,7 +307,7 @@
 </file>
 
 <file path=word/header2.xml><?xml version="1.0" encoding="utf-8"?>
-<w:hdr xmlns:wpc="http://schemas.microsoft.com/office/word/2010/wordprocessingCanvas" xmlns:cx="http://schemas.microsoft.com/office/drawing/2014/chartex" xmlns:cx1="http://schemas.microsoft.com/office/drawing/2015/9/8/chartex" xmlns:cx2="http://schemas.microsoft.com/office/drawing/2015/10/21/chartex" xmlns:cx3="http://schemas.microsoft.com/office/drawing/2016/5/9/chartex" xmlns:cx4="http://schemas.microsoft.com/office/drawing/2016/5/10/chartex" xmlns:cx5="http://schemas.microsoft.com/office/drawing/2016/5/11/chartex" xmlns:cx6="http://schemas.microsoft.com/office/drawing/2016/5/12/chartex" xmlns:cx7="http://schemas.microsoft.com/office/drawing/2016/5/13/chartex" xmlns:cx8="http://schemas.microsoft.com/office/drawing/2016/5/14/chartex" xmlns:mc="http://schemas.openxmlformats.org/markup-compatibility/2006" xmlns:aink="http://schemas.microsoft.com/office/drawing/2016/ink" xmlns:am3d="http://schemas.microsoft.com/office/drawing/2017/model3d" xmlns:o="urn:schemas-microsoft-com:office:office" xmlns:oel="http://schemas.microsoft.com/office/2019/extlst" xmlns:r="http://schemas.openxmlformats.org/officeDocument/2006/relationships" xmlns:m="http://schemas.openxmlformats.org/officeDocument/2006/math" xmlns:v="urn:schemas-microsoft-com:vml" xmlns:wp14="http://schemas.microsoft.com/office/word/2010/wordprocessingDrawing" xmlns:wp="http://schemas.openxmlformats.org/drawingml/2006/wordprocessingDrawing" xmlns:w10="urn:schemas-microsoft-com:office:word" xmlns:w="http://schemas.openxmlformats.org/wordprocessingml/2006/main" xmlns:w14="http://schemas.microsoft.com/office/word/2010/wordml" xmlns:w15="http://schemas.microsoft.com/office/word/2012/wordml" xmlns:w16cex="http://schemas.microsoft.com/office/word/2018/wordml/cex" xmlns:w16cid="http://schemas.microsoft.com/office/word/2016/wordml/cid" xmlns:w16="http://schemas.microsoft.com/office/word/2018/wordml" xmlns:w16sdtdh="http://schemas.microsoft.com/office/word/2020/wordml/sdtdatahash" xmlns:w16se="http://schemas.microsoft.com/office/word/2015/wordml/symex" xmlns:wpg="http://schemas.microsoft.com/office/word/2010/wordprocessingGroup" xmlns:wpi="http://schemas.microsoft.com/office/word/2010/wordprocessingInk" xmlns:wne="http://schemas.microsoft.com/office/word/2006/wordml" xmlns:wps="http://schemas.microsoft.com/office/word/2010/wordprocessingShape" mc:Ignorable="w14 w15 w16se w16cid w16 w16cex w16sdtdh wp14">
+<w:hdr xmlns:wpc="http://schemas.microsoft.com/office/word/2010/wordprocessingCanvas" xmlns:cx="http://schemas.microsoft.com/office/drawing/2014/chartex" xmlns:cx1="http://schemas.microsoft.com/office/drawing/2015/9/8/chartex" xmlns:cx2="http://schemas.microsoft.com/office/drawing/2015/10/21/chartex" xmlns:cx3="http://schemas.microsoft.com/office/drawing/2016/5/9/chartex" xmlns:cx4="http://schemas.microsoft.com/office/drawing/2016/5/10/chartex" xmlns:cx5="http://schemas.microsoft.com/office/drawing/2016/5/11/chartex" xmlns:cx6="http://schemas.microsoft.com/office/drawing/2016/5/12/chartex" xmlns:cx7="http://schemas.microsoft.com/office/drawing/2016/5/13/chartex" xmlns:cx8="http://schemas.microsoft.com/office/drawing/2016/5/14/chartex" xmlns:mc="http://schemas.openxmlformats.org/markup-compatibility/2006" xmlns:aink="http://schemas.microsoft.com/office/drawing/2016/ink" xmlns:am3d="http://schemas.microsoft.com/office/drawing/2017/model3d" xmlns:o="urn:schemas-microsoft-com:office:office" xmlns:oel="http://schemas.microsoft.com/office/2019/extlst" xmlns:r="http://schemas.openxmlformats.org/officeDocument/2006/relationships" xmlns:m="http://schemas.openxmlformats.org/officeDocument/2006/math" xmlns:v="urn:schemas-microsoft-com:vml" xmlns:wp14="http://schemas.microsoft.com/office/word/2010/wordprocessingDrawing" xmlns:wp="http://schemas.openxmlformats.org/drawingml/2006/wordprocessingDrawing" xmlns:w10="urn:schemas-microsoft-com:office:word" xmlns:w="http://schemas.openxmlformats.org/wordprocessingml/2006/main" xmlns:w14="http://schemas.microsoft.com/office/word/2010/wordml" xmlns:w15="http://schemas.microsoft.com/office/word/2012/wordml" xmlns:w16cex="http://schemas.microsoft.com/office/word/2018/wordml/cex" xmlns:w16cid="http://schemas.microsoft.com/office/word/2016/wordml/cid" xmlns:w16="http://schemas.microsoft.com/office/word/2018/wordml" xmlns:w16du="http://schemas.microsoft.com/office/word/2023/wordml/word16du" xmlns:w16sdtdh="http://schemas.microsoft.com/office/word/2020/wordml/sdtdatahash" xmlns:w16sdtfl="http://schemas.microsoft.com/office/word/2024/wordml/sdtformatlock" xmlns:w16se="http://schemas.microsoft.com/office/word/2015/wordml/symex" xmlns:wpg="http://schemas.microsoft.com/office/word/2010/wordprocessingGroup" xmlns:wpi="http://schemas.microsoft.com/office/word/2010/wordprocessingInk" xmlns:wne="http://schemas.microsoft.com/office/word/2006/wordml" xmlns:wps="http://schemas.microsoft.com/office/word/2010/wordprocessingShape" mc:Ignorable="w14 w15 w16se w16cid w16 w16cex w16sdtdh w16sdtfl w16du wp14">
   <w:p>
     <w:pPr>
       <w:pStyle w:val="Header"/>
@@ -280,7 +318,7 @@
 </file>
 
 <file path=word/header3.xml><?xml version="1.0" encoding="utf-8"?>
-<w:hdr xmlns:wpc="http://schemas.microsoft.com/office/word/2010/wordprocessingCanvas" xmlns:cx="http://schemas.microsoft.com/office/drawing/2014/chartex" xmlns:cx1="http://schemas.microsoft.com/office/drawing/2015/9/8/chartex" xmlns:cx2="http://schemas.microsoft.com/office/drawing/2015/10/21/chartex" xmlns:cx3="http://schemas.microsoft.com/office/drawing/2016/5/9/chartex" xmlns:cx4="http://schemas.microsoft.com/office/drawing/2016/5/10/chartex" xmlns:cx5="http://schemas.microsoft.com/office/drawing/2016/5/11/chartex" xmlns:cx6="http://schemas.microsoft.com/office/drawing/2016/5/12/chartex" xmlns:cx7="http://schemas.microsoft.com/office/drawing/2016/5/13/chartex" xmlns:cx8="http://schemas.microsoft.com/office/drawing/2016/5/14/chartex" xmlns:mc="http://schemas.openxmlformats.org/markup-compatibility/2006" xmlns:aink="http://schemas.microsoft.com/office/drawing/2016/ink" xmlns:am3d="http://schemas.microsoft.com/office/drawing/2017/model3d" xmlns:o="urn:schemas-microsoft-com:office:office" xmlns:oel="http://schemas.microsoft.com/office/2019/extlst" xmlns:r="http://schemas.openxmlformats.org/officeDocument/2006/relationships" xmlns:m="http://schemas.openxmlformats.org/officeDocument/2006/math" xmlns:v="urn:schemas-microsoft-com:vml" xmlns:wp14="http://schemas.microsoft.com/office/word/2010/wordprocessingDrawing" xmlns:wp="http://schemas.openxmlformats.org/drawingml/2006/wordprocessingDrawing" xmlns:w10="urn:schemas-microsoft-com:office:word" xmlns:w="http://schemas.openxmlformats.org/wordprocessingml/2006/main" xmlns:w14="http://schemas.microsoft.com/office/word/2010/wordml" xmlns:w15="http://schemas.microsoft.com/office/word/2012/wordml" xmlns:w16cex="http://schemas.microsoft.com/office/word/2018/wordml/cex" xmlns:w16cid="http://schemas.microsoft.com/office/word/2016/wordml/cid" xmlns:w16="http://schemas.microsoft.com/office/word/2018/wordml" xmlns:w16sdtdh="http://schemas.microsoft.com/office/word/2020/wordml/sdtdatahash" xmlns:w16se="http://schemas.microsoft.com/office/word/2015/wordml/symex" xmlns:wpg="http://schemas.microsoft.com/office/word/2010/wordprocessingGroup" xmlns:wpi="http://schemas.microsoft.com/office/word/2010/wordprocessingInk" xmlns:wne="http://schemas.microsoft.com/office/word/2006/wordml" xmlns:wps="http://schemas.microsoft.com/office/word/2010/wordprocessingShape" mc:Ignorable="w14 w15 w16se w16cid w16 w16cex w16sdtdh wp14">
+<w:hdr xmlns:wpc="http://schemas.microsoft.com/office/word/2010/wordprocessingCanvas" xmlns:cx="http://schemas.microsoft.com/office/drawing/2014/chartex" xmlns:cx1="http://schemas.microsoft.com/office/drawing/2015/9/8/chartex" xmlns:cx2="http://schemas.microsoft.com/office/drawing/2015/10/21/chartex" xmlns:cx3="http://schemas.microsoft.com/office/drawing/2016/5/9/chartex" xmlns:cx4="http://schemas.microsoft.com/office/drawing/2016/5/10/chartex" xmlns:cx5="http://schemas.microsoft.com/office/drawing/2016/5/11/chartex" xmlns:cx6="http://schemas.microsoft.com/office/drawing/2016/5/12/chartex" xmlns:cx7="http://schemas.microsoft.com/office/drawing/2016/5/13/chartex" xmlns:cx8="http://schemas.microsoft.com/office/drawing/2016/5/14/chartex" xmlns:mc="http://schemas.openxmlformats.org/markup-compatibility/2006" xmlns:aink="http://schemas.microsoft.com/office/drawing/2016/ink" xmlns:am3d="http://schemas.microsoft.com/office/drawing/2017/model3d" xmlns:o="urn:schemas-microsoft-com:office:office" xmlns:oel="http://schemas.microsoft.com/office/2019/extlst" xmlns:r="http://schemas.openxmlformats.org/officeDocument/2006/relationships" xmlns:m="http://schemas.openxmlformats.org/officeDocument/2006/math" xmlns:v="urn:schemas-microsoft-com:vml" xmlns:wp14="http://schemas.microsoft.com/office/word/2010/wordprocessingDrawing" xmlns:wp="http://schemas.openxmlformats.org/drawingml/2006/wordprocessingDrawing" xmlns:w10="urn:schemas-microsoft-com:office:word" xmlns:w="http://schemas.openxmlformats.org/wordprocessingml/2006/main" xmlns:w14="http://schemas.microsoft.com/office/word/2010/wordml" xmlns:w15="http://schemas.microsoft.com/office/word/2012/wordml" xmlns:w16cex="http://schemas.microsoft.com/office/word/2018/wordml/cex" xmlns:w16cid="http://schemas.microsoft.com/office/word/2016/wordml/cid" xmlns:w16="http://schemas.microsoft.com/office/word/2018/wordml" xmlns:w16du="http://schemas.microsoft.com/office/word/2023/wordml/word16du" xmlns:w16sdtdh="http://schemas.microsoft.com/office/word/2020/wordml/sdtdatahash" xmlns:w16sdtfl="http://schemas.microsoft.com/office/word/2024/wordml/sdtformatlock" xmlns:w16se="http://schemas.microsoft.com/office/word/2015/wordml/symex" xmlns:wpg="http://schemas.microsoft.com/office/word/2010/wordprocessingGroup" xmlns:wpi="http://schemas.microsoft.com/office/word/2010/wordprocessingInk" xmlns:wne="http://schemas.microsoft.com/office/word/2006/wordml" xmlns:wps="http://schemas.microsoft.com/office/word/2010/wordprocessingShape" mc:Ignorable="w14 w15 w16se w16cid w16 w16cex w16sdtdh w16sdtfl w16du wp14">
   <w:p>
     <w:pPr>
       <w:pStyle w:val="Header"/>
@@ -289,7 +327,7 @@
     <w:r>
       <w:tab/>
       <w:tab/>
-      <w:t>2026-06-17</w:t>
+      <w:t>2026-06-18</w:t>
       <w:br/>
       <w:br/>
     </w:r>
@@ -302,7 +340,7 @@
 </file>
 
 <file path=word/numbering.xml><?xml version="1.0" encoding="utf-8"?>
-<w:numbering xmlns:wpc="http://schemas.microsoft.com/office/word/2010/wordprocessingCanvas" xmlns:cx="http://schemas.microsoft.com/office/drawing/2014/chartex" xmlns:cx1="http://schemas.microsoft.com/office/drawing/2015/9/8/chartex" xmlns:cx2="http://schemas.microsoft.com/office/drawing/2015/10/21/chartex" xmlns:cx3="http://schemas.microsoft.com/office/drawing/2016/5/9/chartex" xmlns:cx4="http://schemas.microsoft.com/office/drawing/2016/5/10/chartex" xmlns:cx5="http://schemas.microsoft.com/office/drawing/2016/5/11/chartex" xmlns:cx6="http://schemas.microsoft.com/office/drawing/2016/5/12/chartex" xmlns:cx7="http://schemas.microsoft.com/office/drawing/2016/5/13/chartex" xmlns:cx8="http://schemas.microsoft.com/office/drawing/2016/5/14/chartex" xmlns:mc="http://schemas.openxmlformats.org/markup-compatibility/2006" xmlns:aink="http://schemas.microsoft.com/office/drawing/2016/ink" xmlns:am3d="http://schemas.microsoft.com/office/drawing/2017/model3d" xmlns:o="urn:schemas-microsoft-com:office:office" xmlns:oel="http://schemas.microsoft.com/office/2019/extlst" xmlns:r="http://schemas.openxmlformats.org/officeDocument/2006/relationships" xmlns:m="http://schemas.openxmlformats.org/officeDocument/2006/math" xmlns:v="urn:schemas-microsoft-com:vml" xmlns:wp14="http://schemas.microsoft.com/office/word/2010/wordprocessingDrawing" xmlns:wp="http://schemas.openxmlformats.org/drawingml/2006/wordprocessingDrawing" xmlns:w10="urn:schemas-microsoft-com:office:word" xmlns:w="http://schemas.openxmlformats.org/wordprocessingml/2006/main" xmlns:w14="http://schemas.microsoft.com/office/word/2010/wordml" xmlns:w15="http://schemas.microsoft.com/office/word/2012/wordml" xmlns:w16cex="http://schemas.microsoft.com/office/word/2018/wordml/cex" xmlns:w16cid="http://schemas.microsoft.com/office/word/2016/wordml/cid" xmlns:w16="http://schemas.microsoft.com/office/word/2018/wordml" xmlns:w16sdtdh="http://schemas.microsoft.com/office/word/2020/wordml/sdtdatahash" xmlns:w16se="http://schemas.microsoft.com/office/word/2015/wordml/symex" xmlns:wpg="http://schemas.microsoft.com/office/word/2010/wordprocessingGroup" xmlns:wpi="http://schemas.microsoft.com/office/word/2010/wordprocessingInk" xmlns:wne="http://schemas.microsoft.com/office/word/2006/wordml" xmlns:wps="http://schemas.microsoft.com/office/word/2010/wordprocessingShape" mc:Ignorable="w14 w15 w16se w16cid w16 w16cex w16sdtdh wp14">
+<w:numbering xmlns:wpc="http://schemas.microsoft.com/office/word/2010/wordprocessingCanvas" xmlns:cx="http://schemas.microsoft.com/office/drawing/2014/chartex" xmlns:cx1="http://schemas.microsoft.com/office/drawing/2015/9/8/chartex" xmlns:cx2="http://schemas.microsoft.com/office/drawing/2015/10/21/chartex" xmlns:cx3="http://schemas.microsoft.com/office/drawing/2016/5/9/chartex" xmlns:cx4="http://schemas.microsoft.com/office/drawing/2016/5/10/chartex" xmlns:cx5="http://schemas.microsoft.com/office/drawing/2016/5/11/chartex" xmlns:cx6="http://schemas.microsoft.com/office/drawing/2016/5/12/chartex" xmlns:cx7="http://schemas.microsoft.com/office/drawing/2016/5/13/chartex" xmlns:cx8="http://schemas.microsoft.com/office/drawing/2016/5/14/chartex" xmlns:mc="http://schemas.openxmlformats.org/markup-compatibility/2006" xmlns:aink="http://schemas.microsoft.com/office/drawing/2016/ink" xmlns:am3d="http://schemas.microsoft.com/office/drawing/2017/model3d" xmlns:o="urn:schemas-microsoft-com:office:office" xmlns:oel="http://schemas.microsoft.com/office/2019/extlst" xmlns:r="http://schemas.openxmlformats.org/officeDocument/2006/relationships" xmlns:m="http://schemas.openxmlformats.org/officeDocument/2006/math" xmlns:v="urn:schemas-microsoft-com:vml" xmlns:wp14="http://schemas.microsoft.com/office/word/2010/wordprocessingDrawing" xmlns:wp="http://schemas.openxmlformats.org/drawingml/2006/wordprocessingDrawing" xmlns:w10="urn:schemas-microsoft-com:office:word" xmlns:w="http://schemas.openxmlformats.org/wordprocessingml/2006/main" xmlns:w14="http://schemas.microsoft.com/office/word/2010/wordml" xmlns:w15="http://schemas.microsoft.com/office/word/2012/wordml" xmlns:w16cex="http://schemas.microsoft.com/office/word/2018/wordml/cex" xmlns:w16cid="http://schemas.microsoft.com/office/word/2016/wordml/cid" xmlns:w16="http://schemas.microsoft.com/office/word/2018/wordml" xmlns:w16du="http://schemas.microsoft.com/office/word/2023/wordml/word16du" xmlns:w16sdtdh="http://schemas.microsoft.com/office/word/2020/wordml/sdtdatahash" xmlns:w16sdtfl="http://schemas.microsoft.com/office/word/2024/wordml/sdtformatlock" xmlns:w16se="http://schemas.microsoft.com/office/word/2015/wordml/symex" xmlns:wpg="http://schemas.microsoft.com/office/word/2010/wordprocessingGroup" xmlns:wpi="http://schemas.microsoft.com/office/word/2010/wordprocessingInk" xmlns:wne="http://schemas.microsoft.com/office/word/2006/wordml" xmlns:wps="http://schemas.microsoft.com/office/word/2010/wordprocessingShape" mc:Ignorable="w14 w15 w16se w16cid w16 w16cex w16sdtdh w16sdtfl w16du wp14">
   <w:abstractNum w:abstractNumId="0" w15:restartNumberingAfterBreak="0">
     <w:nsid w:val="FFFFFF7C"/>
     <w:multiLevelType w:val="singleLevel"/>
@@ -505,7 +543,7 @@
 </file>
 
 <file path=word/styles.xml><?xml version="1.0" encoding="utf-8"?>
-<w:styles xmlns:mc="http://schemas.openxmlformats.org/markup-compatibility/2006" xmlns:r="http://schemas.openxmlformats.org/officeDocument/2006/relationships" xmlns:w="http://schemas.openxmlformats.org/wordprocessingml/2006/main" xmlns:w14="http://schemas.microsoft.com/office/word/2010/wordml" xmlns:w15="http://schemas.microsoft.com/office/word/2012/wordml" xmlns:w16cex="http://schemas.microsoft.com/office/word/2018/wordml/cex" xmlns:w16cid="http://schemas.microsoft.com/office/word/2016/wordml/cid" xmlns:w16="http://schemas.microsoft.com/office/word/2018/wordml" xmlns:w16sdtdh="http://schemas.microsoft.com/office/word/2020/wordml/sdtdatahash" xmlns:w16se="http://schemas.microsoft.com/office/word/2015/wordml/symex" mc:Ignorable="w14 w15 w16se w16cid w16 w16cex w16sdtdh">
+<w:styles xmlns:mc="http://schemas.openxmlformats.org/markup-compatibility/2006" xmlns:r="http://schemas.openxmlformats.org/officeDocument/2006/relationships" xmlns:w="http://schemas.openxmlformats.org/wordprocessingml/2006/main" xmlns:w14="http://schemas.microsoft.com/office/word/2010/wordml" xmlns:w15="http://schemas.microsoft.com/office/word/2012/wordml" xmlns:w16cex="http://schemas.microsoft.com/office/word/2018/wordml/cex" xmlns:w16cid="http://schemas.microsoft.com/office/word/2016/wordml/cid" xmlns:w16="http://schemas.microsoft.com/office/word/2018/wordml" xmlns:w16du="http://schemas.microsoft.com/office/word/2023/wordml/word16du" xmlns:w16sdtdh="http://schemas.microsoft.com/office/word/2020/wordml/sdtdatahash" xmlns:w16sdtfl="http://schemas.microsoft.com/office/word/2024/wordml/sdtformatlock" xmlns:w16se="http://schemas.microsoft.com/office/word/2015/wordml/symex" mc:Ignorable="w14 w15 w16se w16cid w16 w16cex w16sdtdh w16sdtfl w16du">
   <w:docDefaults>
     <w:rPrDefault>
       <w:rPr>
@@ -1263,7 +1301,7 @@
     <w:link w:val="TitleChar"/>
     <w:uiPriority w:val="10"/>
     <w:qFormat/>
-    <w:rsid w:val="007106C8"/>
+    <w:rsid w:val="00E854FA"/>
     <w:pPr>
       <w:spacing w:after="300" w:line="240" w:lineRule="auto"/>
       <w:contextualSpacing/>
@@ -1273,7 +1311,7 @@
       <w:rFonts w:eastAsiaTheme="majorEastAsia" w:cstheme="majorBidi"/>
       <w:spacing w:val="5"/>
       <w:kern w:val="28"/>
-      <w:sz w:val="52"/>
+      <w:sz w:val="40"/>
       <w:szCs w:val="52"/>
       <w:lang w:val="sv-SE" w:eastAsia="en-US" w:bidi="ar-SA"/>
     </w:rPr>
@@ -1283,12 +1321,12 @@
     <w:basedOn w:val="DefaultParagraphFont"/>
     <w:link w:val="Title"/>
     <w:uiPriority w:val="10"/>
-    <w:rsid w:val="007106C8"/>
+    <w:rsid w:val="00E854FA"/>
     <w:rPr>
       <w:rFonts w:ascii="Times New Roman" w:eastAsiaTheme="majorEastAsia" w:hAnsi="Times New Roman" w:cstheme="majorBidi"/>
       <w:spacing w:val="5"/>
       <w:kern w:val="28"/>
-      <w:sz w:val="52"/>
+      <w:sz w:val="40"/>
       <w:szCs w:val="52"/>
       <w:lang w:val="sv-SE" w:eastAsia="en-US" w:bidi="ar-SA"/>
     </w:rPr>

--- a/tillsyn/A 56737-2025 tillsynsbegäran.docx
+++ b/tillsyn/A 56737-2025 tillsynsbegäran.docx
@@ -327,7 +327,7 @@
     <w:r>
       <w:tab/>
       <w:tab/>
-      <w:t>2026-06-18</w:t>
+      <w:t>2026-06-19</w:t>
       <w:br/>
       <w:br/>
     </w:r>

--- a/tillsyn/A 56737-2025 tillsynsbegäran.docx
+++ b/tillsyn/A 56737-2025 tillsynsbegäran.docx
@@ -327,7 +327,7 @@
     <w:r>
       <w:tab/>
       <w:tab/>
-      <w:t>2026-06-19</w:t>
+      <w:t>2026-06-20</w:t>
       <w:br/>
       <w:br/>
     </w:r>

--- a/tillsyn/A 56737-2025 tillsynsbegäran.docx
+++ b/tillsyn/A 56737-2025 tillsynsbegäran.docx
@@ -12,10 +12,7 @@
     </w:p>
     <w:p>
       <w:r>
-        <w:t>Detta dokument behandlar höga naturvärden i avverkningsanmälan A 56737-2025 i Bräcke kommun som inkom 2025-11-17 och omfattar 3,5 ha.</w:t>
-      </w:r>
-      <w:r>
-        <w:t xml:space="preserve"> I Figur 1 visas fyndplatser för naturvårdsarter i området, som finns registrerade på Artportalen.</w:t>
+        <w:t>Denna tillsynsbegäran behandlar höga naturvärden i avverkningsanmälan A 56737-2025 i Bräcke kommun som inkom 2025-11-17 och omfattar 3,5 ha.</w:t>
       </w:r>
     </w:p>
     <w:p>
@@ -63,7 +60,20 @@
         <w:spacing w:after="240"/>
       </w:pPr>
       <w:r>
-        <w:t>Figur 1. Fyndplatser för naturvårdsarter i och inom 23 meter från avverkningsanmälan (röd linje). Inom parentes anges rödlistekategorier, S för signalarter, Tför typiska arter och fridlysningsparagrafer i artskyddsförordningen.Markörer utan svart kant är placerade på fyndplatsen. Markörer med svart kant är placerade vid sidan av fyndplatsen och har ett svart streck som visar fyndplatsens exakta position. Kartans mittpunktskoordinat är N 6985017, E 528146 i SWEREF 99 TM.</w:t>
+        <w:t>Figur 1. Fyndplatser för naturvårdsarter i och inom 23 meter från avverkningsanmälan. Markörer utan svart kant är placerade på fyndplatsen. Markörer med svart kant är placerade vid sidan av fyndplatsen har ett svart streck som visar fyndplatsens exakta position. Kartans mittpunktskoordinat är N 6985017, E 528146 i SWEREF 99 TM.</w:t>
+      </w:r>
+    </w:p>
+    <w:p>
+      <w:r>
+        <w:t>I och inom 23 meter från avverkningsanmälan finns fynd av 6 naturvårdsarter, varav 5 är rödlistade, 4 är typiska (T) och 1 är signalart (S): smultronkantarell (VU), blå taggsvamp (NT, T), dropptaggsvamp (NT, T), dvärgbägarlav (NT, T), reliktbock (NT, T) och strimspindling (S). Se Figur 1.</w:t>
+      </w:r>
+    </w:p>
+    <w:p>
+      <w:pPr>
+        <w:pStyle w:val="Heading1"/>
+      </w:pPr>
+      <w:r>
+        <w:t>Tillsynsbegäran</w:t>
       </w:r>
     </w:p>
     <w:p>
@@ -77,26 +87,27 @@
       </w:r>
     </w:p>
     <w:p>
-      <w:r>
-        <w:t>Nedan beskrivs fynd av naturvårdsarter som gjorts i det avverkningsanmälda området.</w:t>
-      </w:r>
-    </w:p>
-    <w:p>
       <w:pPr>
         <w:pStyle w:val="Heading1"/>
       </w:pPr>
       <w:r>
-        <w:t>Naturvårdsarter</w:t>
+        <w:t>Naturvårdsarter och fridlysta arter</w:t>
       </w:r>
     </w:p>
     <w:p>
       <w:r>
-        <w:t>I och inom 23 meter från avverkningsanmälan har följande 6 naturvårdsarter hittats: smultronkantarell (VU), blå taggsvamp (NT, T), dropptaggsvamp (NT, T), dvärgbägarlav (NT, T), reliktbock (NT, T) och strimspindling (S). Av dessa är 5 rödlistade. För rödlistade arter har rödlistekategorin angivits inom parentes. Arter som är signalarter enligt Skogsstyrelsen har markerats med (S). Typiska arter inom Natura 2000 som är kopplade till skogsekosystem har markerats med (T).</w:t>
+        <w:t>Nedan följer beskrivningar av de naturvårdsarter och fridlysta arter som har sina livsmiljöer och växtplatser i den avverkningsanmälda skogen. De påträffade naturvårdsarterna är ett tydligt kvitto på att det rör sig om en skog med höga naturvärden.</w:t>
       </w:r>
     </w:p>
     <w:p>
       <w:r>
-        <w:t>De påträffade naturvårdsarterna är ett tydligt kvitto på att det rör sig om en skog med höga naturvärden.</w:t>
+        <w:rPr>
+          <w:b/>
+        </w:rPr>
+        <w:t>Smultronkantarell (VU)</w:t>
+      </w:r>
+      <w:r>
+        <w:t xml:space="preserve"> är en liten rosafärgad skivling med mycket speciell sötaktig doft av smultron eller kantarell som växer på kalkrik mark i äldre barrskog, framförallt i ängsgranskog men även i mager sandtallskog. Lokaler där arten finns är i allmänhet mycket rika på andra sällsynta, marklevande barrskogssvampar, varför ett skydd av artens växtställen samtidigt skyddar dessa. Arten hotas av kraftig gallring eller slutavverkning på eller i omedelbar närhet av växtlokalerna. Smultronkantarell är globalt rödlistad som nära hotad (NT) vilket innebär att Sverige har ett internationellt ansvar för arten (IUCN, 2025; SLU Artdatabanken, 2024; Nitare &amp; Skogsstyrelsen, 2019).</w:t>
       </w:r>
     </w:p>
     <w:p>
@@ -188,17 +199,6 @@
         <w:t xml:space="preserve"> (SLU Artdatabanken, 2024; IUCN, 2016).</w:t>
       </w:r>
     </w:p>
-    <w:p>
-      <w:r>
-        <w:rPr>
-          <w:b/>
-        </w:rPr>
-        <w:t>Smultronkantarell (VU)</w:t>
-      </w:r>
-      <w:r>
-        <w:t xml:space="preserve"> är en liten rosafärgad skivling med mycket speciell sötaktig doft av smultron eller kantarell som växer på kalkrik mark i äldre barrskog, framförallt i ängsgranskog men även i mager sandtallskog. Lokaler där arten finns är i allmänhet mycket rika på andra sällsynta, marklevande barrskogssvampar, varför ett skydd av artens växtställen samtidigt skyddar dessa. Arten hotas av kraftig gallring eller slutavverkning på eller i omedelbar närhet av växtlokalerna. Smultronkantarell är globalt rödlistad som nära hotad (NT) vilket innebär att Sverige har ett internationellt ansvar för arten (IUCN, 2025; SLU Artdatabanken, 2024; Nitare &amp; Skogsstyrelsen, 2019).</w:t>
-      </w:r>
-    </w:p>
     <w:sectPr>
       <w:headerReference w:type="even" r:id="rId8"/>
       <w:headerReference w:type="default" r:id="rId9"/>
@@ -327,7 +327,7 @@
     <w:r>
       <w:tab/>
       <w:tab/>
-      <w:t>2026-06-20</w:t>
+      <w:t>2026-06-21</w:t>
       <w:br/>
       <w:br/>
     </w:r>

--- a/tillsyn/A 56737-2025 tillsynsbegäran.docx
+++ b/tillsyn/A 56737-2025 tillsynsbegäran.docx
@@ -327,7 +327,7 @@
     <w:r>
       <w:tab/>
       <w:tab/>
-      <w:t>2026-06-21</w:t>
+      <w:t>2026-06-22</w:t>
       <w:br/>
       <w:br/>
     </w:r>

--- a/tillsyn/A 56737-2025 tillsynsbegäran.docx
+++ b/tillsyn/A 56737-2025 tillsynsbegäran.docx
@@ -327,7 +327,7 @@
     <w:r>
       <w:tab/>
       <w:tab/>
-      <w:t>2026-06-22</w:t>
+      <w:t>2026-06-23</w:t>
       <w:br/>
       <w:br/>
     </w:r>

--- a/tillsyn/A 56737-2025 tillsynsbegäran.docx
+++ b/tillsyn/A 56737-2025 tillsynsbegäran.docx
@@ -327,7 +327,7 @@
     <w:r>
       <w:tab/>
       <w:tab/>
-      <w:t>2026-06-23</w:t>
+      <w:t>2026-06-24</w:t>
       <w:br/>
       <w:br/>
     </w:r>

--- a/tillsyn/A 56737-2025 tillsynsbegäran.docx
+++ b/tillsyn/A 56737-2025 tillsynsbegäran.docx
@@ -327,7 +327,7 @@
     <w:r>
       <w:tab/>
       <w:tab/>
-      <w:t>2026-06-24</w:t>
+      <w:t>2026-06-25</w:t>
       <w:br/>
       <w:br/>
     </w:r>

--- a/tillsyn/A 56737-2025 tillsynsbegäran.docx
+++ b/tillsyn/A 56737-2025 tillsynsbegäran.docx
@@ -327,7 +327,7 @@
     <w:r>
       <w:tab/>
       <w:tab/>
-      <w:t>2026-06-25</w:t>
+      <w:t>2026-06-26</w:t>
       <w:br/>
       <w:br/>
     </w:r>

--- a/tillsyn/A 56737-2025 tillsynsbegäran.docx
+++ b/tillsyn/A 56737-2025 tillsynsbegäran.docx
@@ -327,7 +327,7 @@
     <w:r>
       <w:tab/>
       <w:tab/>
-      <w:t>2026-06-26</w:t>
+      <w:t>2026-06-27</w:t>
       <w:br/>
       <w:br/>
     </w:r>

--- a/tillsyn/A 56737-2025 tillsynsbegäran.docx
+++ b/tillsyn/A 56737-2025 tillsynsbegäran.docx
@@ -327,7 +327,7 @@
     <w:r>
       <w:tab/>
       <w:tab/>
-      <w:t>2026-06-27</w:t>
+      <w:t>2026-06-28</w:t>
       <w:br/>
       <w:br/>
     </w:r>

--- a/tillsyn/A 56737-2025 tillsynsbegäran.docx
+++ b/tillsyn/A 56737-2025 tillsynsbegäran.docx
@@ -327,7 +327,7 @@
     <w:r>
       <w:tab/>
       <w:tab/>
-      <w:t>2026-06-28</w:t>
+      <w:t>2026-06-29</w:t>
       <w:br/>
       <w:br/>
     </w:r>

--- a/tillsyn/A 56737-2025 tillsynsbegäran.docx
+++ b/tillsyn/A 56737-2025 tillsynsbegäran.docx
@@ -327,7 +327,7 @@
     <w:r>
       <w:tab/>
       <w:tab/>
-      <w:t>2026-06-29</w:t>
+      <w:t>2026-06-30</w:t>
       <w:br/>
       <w:br/>
     </w:r>

--- a/tillsyn/A 56737-2025 tillsynsbegäran.docx
+++ b/tillsyn/A 56737-2025 tillsynsbegäran.docx
@@ -327,7 +327,7 @@
     <w:r>
       <w:tab/>
       <w:tab/>
-      <w:t>2026-06-30</w:t>
+      <w:t>2026-07-01</w:t>
       <w:br/>
       <w:br/>
     </w:r>

--- a/tillsyn/A 56737-2025 tillsynsbegäran.docx
+++ b/tillsyn/A 56737-2025 tillsynsbegäran.docx
@@ -327,7 +327,7 @@
     <w:r>
       <w:tab/>
       <w:tab/>
-      <w:t>2026-07-01</w:t>
+      <w:t>2026-07-02</w:t>
       <w:br/>
       <w:br/>
     </w:r>

--- a/tillsyn/A 56737-2025 tillsynsbegäran.docx
+++ b/tillsyn/A 56737-2025 tillsynsbegäran.docx
@@ -327,7 +327,7 @@
     <w:r>
       <w:tab/>
       <w:tab/>
-      <w:t>2026-07-13</w:t>
+      <w:t>2026-07-14</w:t>
       <w:br/>
       <w:br/>
     </w:r>

--- a/tillsyn/A 56737-2025 tillsynsbegäran.docx
+++ b/tillsyn/A 56737-2025 tillsynsbegäran.docx
@@ -327,7 +327,7 @@
     <w:r>
       <w:tab/>
       <w:tab/>
-      <w:t>2026-07-14</w:t>
+      <w:t>2026-07-15</w:t>
       <w:br/>
       <w:br/>
     </w:r>

--- a/tillsyn/A 56737-2025 tillsynsbegäran.docx
+++ b/tillsyn/A 56737-2025 tillsynsbegäran.docx
@@ -327,7 +327,7 @@
     <w:r>
       <w:tab/>
       <w:tab/>
-      <w:t>2026-07-15</w:t>
+      <w:t>2026-07-16</w:t>
       <w:br/>
       <w:br/>
     </w:r>

--- a/tillsyn/A 56737-2025 tillsynsbegäran.docx
+++ b/tillsyn/A 56737-2025 tillsynsbegäran.docx
@@ -327,7 +327,7 @@
     <w:r>
       <w:tab/>
       <w:tab/>
-      <w:t>2026-07-16</w:t>
+      <w:t>2026-07-17</w:t>
       <w:br/>
       <w:br/>
     </w:r>

--- a/tillsyn/A 56737-2025 tillsynsbegäran.docx
+++ b/tillsyn/A 56737-2025 tillsynsbegäran.docx
@@ -327,7 +327,7 @@
     <w:r>
       <w:tab/>
       <w:tab/>
-      <w:t>2026-07-17</w:t>
+      <w:t>2026-07-18</w:t>
       <w:br/>
       <w:br/>
     </w:r>

--- a/tillsyn/A 56737-2025 tillsynsbegäran.docx
+++ b/tillsyn/A 56737-2025 tillsynsbegäran.docx
@@ -327,7 +327,7 @@
     <w:r>
       <w:tab/>
       <w:tab/>
-      <w:t>2026-07-18</w:t>
+      <w:t>2026-07-19</w:t>
       <w:br/>
       <w:br/>
     </w:r>

--- a/tillsyn/A 56737-2025 tillsynsbegäran.docx
+++ b/tillsyn/A 56737-2025 tillsynsbegäran.docx
@@ -327,7 +327,7 @@
     <w:r>
       <w:tab/>
       <w:tab/>
-      <w:t>2026-07-19</w:t>
+      <w:t>2026-07-20</w:t>
       <w:br/>
       <w:br/>
     </w:r>

--- a/tillsyn/A 56737-2025 tillsynsbegäran.docx
+++ b/tillsyn/A 56737-2025 tillsynsbegäran.docx
@@ -327,7 +327,7 @@
     <w:r>
       <w:tab/>
       <w:tab/>
-      <w:t>2026-07-20</w:t>
+      <w:t>2026-07-21</w:t>
       <w:br/>
       <w:br/>
     </w:r>

--- a/tillsyn/A 56737-2025 tillsynsbegäran.docx
+++ b/tillsyn/A 56737-2025 tillsynsbegäran.docx
@@ -327,7 +327,7 @@
     <w:r>
       <w:tab/>
       <w:tab/>
-      <w:t>2026-07-21</w:t>
+      <w:t>2026-07-22</w:t>
       <w:br/>
       <w:br/>
     </w:r>

--- a/tillsyn/A 56737-2025 tillsynsbegäran.docx
+++ b/tillsyn/A 56737-2025 tillsynsbegäran.docx
@@ -327,7 +327,7 @@
     <w:r>
       <w:tab/>
       <w:tab/>
-      <w:t>2026-07-22</w:t>
+      <w:t>2026-07-23</w:t>
       <w:br/>
       <w:br/>
     </w:r>

--- a/tillsyn/A 56737-2025 tillsynsbegäran.docx
+++ b/tillsyn/A 56737-2025 tillsynsbegäran.docx
@@ -327,7 +327,7 @@
     <w:r>
       <w:tab/>
       <w:tab/>
-      <w:t>2026-07-23</w:t>
+      <w:t>2026-07-24</w:t>
       <w:br/>
       <w:br/>
     </w:r>

--- a/tillsyn/A 56737-2025 tillsynsbegäran.docx
+++ b/tillsyn/A 56737-2025 tillsynsbegäran.docx
@@ -327,7 +327,7 @@
     <w:r>
       <w:tab/>
       <w:tab/>
-      <w:t>2026-07-24</w:t>
+      <w:t>2026-07-25</w:t>
       <w:br/>
       <w:br/>
     </w:r>

--- a/tillsyn/A 56737-2025 tillsynsbegäran.docx
+++ b/tillsyn/A 56737-2025 tillsynsbegäran.docx
@@ -327,7 +327,7 @@
     <w:r>
       <w:tab/>
       <w:tab/>
-      <w:t>2026-07-25</w:t>
+      <w:t>2026-07-26</w:t>
       <w:br/>
       <w:br/>
     </w:r>

--- a/tillsyn/A 56737-2025 tillsynsbegäran.docx
+++ b/tillsyn/A 56737-2025 tillsynsbegäran.docx
@@ -327,7 +327,7 @@
     <w:r>
       <w:tab/>
       <w:tab/>
-      <w:t>2026-07-26</w:t>
+      <w:t>2026-07-27</w:t>
       <w:br/>
       <w:br/>
     </w:r>

--- a/tillsyn/A 56737-2025 tillsynsbegäran.docx
+++ b/tillsyn/A 56737-2025 tillsynsbegäran.docx
@@ -327,7 +327,7 @@
     <w:r>
       <w:tab/>
       <w:tab/>
-      <w:t>2026-07-27</w:t>
+      <w:t>2026-07-28</w:t>
       <w:br/>
       <w:br/>
     </w:r>

--- a/tillsyn/A 56737-2025 tillsynsbegäran.docx
+++ b/tillsyn/A 56737-2025 tillsynsbegäran.docx
@@ -327,7 +327,7 @@
     <w:r>
       <w:tab/>
       <w:tab/>
-      <w:t>2026-07-28</w:t>
+      <w:t>2026-07-29</w:t>
       <w:br/>
       <w:br/>
     </w:r>

--- a/tillsyn/A 56737-2025 tillsynsbegäran.docx
+++ b/tillsyn/A 56737-2025 tillsynsbegäran.docx
@@ -327,7 +327,7 @@
     <w:r>
       <w:tab/>
       <w:tab/>
-      <w:t>2026-07-29</w:t>
+      <w:t>2026-07-30</w:t>
       <w:br/>
       <w:br/>
     </w:r>

--- a/tillsyn/A 56737-2025 tillsynsbegäran.docx
+++ b/tillsyn/A 56737-2025 tillsynsbegäran.docx
@@ -327,7 +327,7 @@
     <w:r>
       <w:tab/>
       <w:tab/>
-      <w:t>2026-07-30</w:t>
+      <w:t>2026-07-31</w:t>
       <w:br/>
       <w:br/>
     </w:r>

--- a/tillsyn/A 56737-2025 tillsynsbegäran.docx
+++ b/tillsyn/A 56737-2025 tillsynsbegäran.docx
@@ -327,7 +327,7 @@
     <w:r>
       <w:tab/>
       <w:tab/>
-      <w:t>2026-07-31</w:t>
+      <w:t>2026-08-01</w:t>
       <w:br/>
       <w:br/>
     </w:r>

--- a/tillsyn/A 56737-2025 tillsynsbegäran.docx
+++ b/tillsyn/A 56737-2025 tillsynsbegäran.docx
@@ -327,7 +327,7 @@
     <w:r>
       <w:tab/>
       <w:tab/>
-      <w:t>2026-08-01</w:t>
+      <w:t>2026-08-02</w:t>
       <w:br/>
       <w:br/>
     </w:r>

--- a/tillsyn/A 56737-2025 tillsynsbegäran.docx
+++ b/tillsyn/A 56737-2025 tillsynsbegäran.docx
@@ -327,7 +327,7 @@
     <w:r>
       <w:tab/>
       <w:tab/>
-      <w:t>2026-08-02</w:t>
+      <w:t>2026-08-03</w:t>
       <w:br/>
       <w:br/>
     </w:r>

--- a/tillsyn/A 56737-2025 tillsynsbegäran.docx
+++ b/tillsyn/A 56737-2025 tillsynsbegäran.docx
@@ -327,7 +327,7 @@
     <w:r>
       <w:tab/>
       <w:tab/>
-      <w:t>2026-08-03</w:t>
+      <w:t>2026-08-04</w:t>
       <w:br/>
       <w:br/>
     </w:r>

--- a/tillsyn/A 56737-2025 tillsynsbegäran.docx
+++ b/tillsyn/A 56737-2025 tillsynsbegäran.docx
@@ -327,7 +327,7 @@
     <w:r>
       <w:tab/>
       <w:tab/>
-      <w:t>2026-08-04</w:t>
+      <w:t>2026-08-05</w:t>
       <w:br/>
       <w:br/>
     </w:r>

--- a/tillsyn/A 56737-2025 tillsynsbegäran.docx
+++ b/tillsyn/A 56737-2025 tillsynsbegäran.docx
@@ -327,7 +327,7 @@
     <w:r>
       <w:tab/>
       <w:tab/>
-      <w:t>2026-08-05</w:t>
+      <w:t>2026-08-07</w:t>
       <w:br/>
       <w:br/>
     </w:r>

--- a/tillsyn/A 56737-2025 tillsynsbegäran.docx
+++ b/tillsyn/A 56737-2025 tillsynsbegäran.docx
@@ -327,7 +327,7 @@
     <w:r>
       <w:tab/>
       <w:tab/>
-      <w:t>2026-08-07</w:t>
+      <w:t>2026-08-08</w:t>
       <w:br/>
       <w:br/>
     </w:r>

--- a/tillsyn/A 56737-2025 tillsynsbegäran.docx
+++ b/tillsyn/A 56737-2025 tillsynsbegäran.docx
@@ -60,7 +60,7 @@
         <w:spacing w:after="240"/>
       </w:pPr>
       <w:r>
-        <w:t>Figur 1. Fyndplatser för naturvårdsarter i och inom 23 meter från avverkningsanmälan. Markörer utan svart kant är placerade på fyndplatsen. Markörer med svart kant är placerade vid sidan av fyndplatsen har ett svart streck som visar fyndplatsens exakta position. Kartans mittpunktskoordinat är N 6985017, E 528146 i SWEREF 99 TM.</w:t>
+        <w:t>Figur 1. Fyndplatser för naturvårdsarter i och inom 23 meter från avverkningsanmälan. Markörer utan svart kant är placerade på fyndplatsen. Markörer med svart kant är placerade vid sidan av fyndplatsen och har ett svart streck som visar fyndplatsens exakta position. Kartans mittpunktskoordinat är N 6985017, E 528146 i SWEREF 99 TM.</w:t>
       </w:r>
     </w:p>
     <w:p>
@@ -327,7 +327,7 @@
     <w:r>
       <w:tab/>
       <w:tab/>
-      <w:t>2026-08-14</w:t>
+      <w:t>2026-08-15</w:t>
       <w:br/>
       <w:br/>
     </w:r>

--- a/tillsyn/A 56737-2025 tillsynsbegäran.docx
+++ b/tillsyn/A 56737-2025 tillsynsbegäran.docx
@@ -327,7 +327,7 @@
     <w:r>
       <w:tab/>
       <w:tab/>
-      <w:t>2026-08-15</w:t>
+      <w:t>2026-08-16</w:t>
       <w:br/>
       <w:br/>
     </w:r>

--- a/tillsyn/A 56737-2025 tillsynsbegäran.docx
+++ b/tillsyn/A 56737-2025 tillsynsbegäran.docx
@@ -327,7 +327,7 @@
     <w:r>
       <w:tab/>
       <w:tab/>
-      <w:t>2026-08-16</w:t>
+      <w:t>2026-08-17</w:t>
       <w:br/>
       <w:br/>
     </w:r>

--- a/tillsyn/A 56737-2025 tillsynsbegäran.docx
+++ b/tillsyn/A 56737-2025 tillsynsbegäran.docx
@@ -327,7 +327,7 @@
     <w:r>
       <w:tab/>
       <w:tab/>
-      <w:t>2026-08-17</w:t>
+      <w:t>2026-08-18</w:t>
       <w:br/>
       <w:br/>
     </w:r>

--- a/tillsyn/A 56737-2025 tillsynsbegäran.docx
+++ b/tillsyn/A 56737-2025 tillsynsbegäran.docx
@@ -327,7 +327,7 @@
     <w:r>
       <w:tab/>
       <w:tab/>
-      <w:t>2026-08-18</w:t>
+      <w:t>2026-08-19</w:t>
       <w:br/>
       <w:br/>
     </w:r>

--- a/tillsyn/A 56737-2025 tillsynsbegäran.docx
+++ b/tillsyn/A 56737-2025 tillsynsbegäran.docx
@@ -327,7 +327,7 @@
     <w:r>
       <w:tab/>
       <w:tab/>
-      <w:t>2026-08-19</w:t>
+      <w:t>2026-08-20</w:t>
       <w:br/>
       <w:br/>
     </w:r>

--- a/tillsyn/A 56737-2025 tillsynsbegäran.docx
+++ b/tillsyn/A 56737-2025 tillsynsbegäran.docx
@@ -327,7 +327,7 @@
     <w:r>
       <w:tab/>
       <w:tab/>
-      <w:t>2026-08-20</w:t>
+      <w:t>2026-08-21</w:t>
       <w:br/>
       <w:br/>
     </w:r>

--- a/tillsyn/A 56737-2025 tillsynsbegäran.docx
+++ b/tillsyn/A 56737-2025 tillsynsbegäran.docx
@@ -327,7 +327,7 @@
     <w:r>
       <w:tab/>
       <w:tab/>
-      <w:t>2026-08-21</w:t>
+      <w:t>2026-08-22</w:t>
       <w:br/>
       <w:br/>
     </w:r>

--- a/tillsyn/A 56737-2025 tillsynsbegäran.docx
+++ b/tillsyn/A 56737-2025 tillsynsbegäran.docx
@@ -327,7 +327,7 @@
     <w:r>
       <w:tab/>
       <w:tab/>
-      <w:t>2026-08-22</w:t>
+      <w:t>2026-08-23</w:t>
       <w:br/>
       <w:br/>
     </w:r>

--- a/tillsyn/A 56737-2025 tillsynsbegäran.docx
+++ b/tillsyn/A 56737-2025 tillsynsbegäran.docx
@@ -327,7 +327,7 @@
     <w:r>
       <w:tab/>
       <w:tab/>
-      <w:t>2026-08-23</w:t>
+      <w:t>2026-08-24</w:t>
       <w:br/>
       <w:br/>
     </w:r>

--- a/tillsyn/A 56737-2025 tillsynsbegäran.docx
+++ b/tillsyn/A 56737-2025 tillsynsbegäran.docx
@@ -327,7 +327,7 @@
     <w:r>
       <w:tab/>
       <w:tab/>
-      <w:t>2026-08-24</w:t>
+      <w:t>2026-08-25</w:t>
       <w:br/>
       <w:br/>
     </w:r>

--- a/tillsyn/A 56737-2025 tillsynsbegäran.docx
+++ b/tillsyn/A 56737-2025 tillsynsbegäran.docx
@@ -327,7 +327,7 @@
     <w:r>
       <w:tab/>
       <w:tab/>
-      <w:t>2026-08-25</w:t>
+      <w:t>2026-08-26</w:t>
       <w:br/>
       <w:br/>
     </w:r>

--- a/tillsyn/A 56737-2025 tillsynsbegäran.docx
+++ b/tillsyn/A 56737-2025 tillsynsbegäran.docx
@@ -327,7 +327,7 @@
     <w:r>
       <w:tab/>
       <w:tab/>
-      <w:t>2026-08-26</w:t>
+      <w:t>2026-08-27</w:t>
       <w:br/>
       <w:br/>
     </w:r>

--- a/tillsyn/A 56737-2025 tillsynsbegäran.docx
+++ b/tillsyn/A 56737-2025 tillsynsbegäran.docx
@@ -327,7 +327,7 @@
     <w:r>
       <w:tab/>
       <w:tab/>
-      <w:t>2026-08-27</w:t>
+      <w:t>2026-08-28</w:t>
       <w:br/>
       <w:br/>
     </w:r>

--- a/tillsyn/A 56737-2025 tillsynsbegäran.docx
+++ b/tillsyn/A 56737-2025 tillsynsbegäran.docx
@@ -327,7 +327,7 @@
     <w:r>
       <w:tab/>
       <w:tab/>
-      <w:t>2026-08-28</w:t>
+      <w:t>2026-08-29</w:t>
       <w:br/>
       <w:br/>
     </w:r>

--- a/tillsyn/A 56737-2025 tillsynsbegäran.docx
+++ b/tillsyn/A 56737-2025 tillsynsbegäran.docx
@@ -327,7 +327,7 @@
     <w:r>
       <w:tab/>
       <w:tab/>
-      <w:t>2026-08-29</w:t>
+      <w:t>2026-08-31</w:t>
       <w:br/>
       <w:br/>
     </w:r>

--- a/tillsyn/A 56737-2025 tillsynsbegäran.docx
+++ b/tillsyn/A 56737-2025 tillsynsbegäran.docx
@@ -327,7 +327,7 @@
     <w:r>
       <w:tab/>
       <w:tab/>
-      <w:t>2026-08-31</w:t>
+      <w:t>2026-09-01</w:t>
       <w:br/>
       <w:br/>
     </w:r>

--- a/tillsyn/A 56737-2025 tillsynsbegäran.docx
+++ b/tillsyn/A 56737-2025 tillsynsbegäran.docx
@@ -327,7 +327,7 @@
     <w:r>
       <w:tab/>
       <w:tab/>
-      <w:t>2026-09-01</w:t>
+      <w:t>2026-09-02</w:t>
       <w:br/>
       <w:br/>
     </w:r>

--- a/tillsyn/A 56737-2025 tillsynsbegäran.docx
+++ b/tillsyn/A 56737-2025 tillsynsbegäran.docx
@@ -327,7 +327,7 @@
     <w:r>
       <w:tab/>
       <w:tab/>
-      <w:t>2026-09-02</w:t>
+      <w:t>2026-09-03</w:t>
       <w:br/>
       <w:br/>
     </w:r>

--- a/tillsyn/A 56737-2025 tillsynsbegäran.docx
+++ b/tillsyn/A 56737-2025 tillsynsbegäran.docx
@@ -327,7 +327,7 @@
     <w:r>
       <w:tab/>
       <w:tab/>
-      <w:t>2026-09-03</w:t>
+      <w:t>2026-09-04</w:t>
       <w:br/>
       <w:br/>
     </w:r>

--- a/tillsyn/A 56737-2025 tillsynsbegäran.docx
+++ b/tillsyn/A 56737-2025 tillsynsbegäran.docx
@@ -327,7 +327,7 @@
     <w:r>
       <w:tab/>
       <w:tab/>
-      <w:t>2026-09-04</w:t>
+      <w:t>2026-09-05</w:t>
       <w:br/>
       <w:br/>
     </w:r>
